--- a/docs/exams/ข้อสอบปลายภาคเรียน/69 31910-0001 ระบบปฏิบัติการและบำรุงรักษาคอมพิวเตอร์.docx
+++ b/docs/exams/ข้อสอบปลายภาคเรียน/69 31910-0001 ระบบปฏิบัติการและบำรุงรักษาคอมพิวเตอร์.docx
@@ -85,7 +85,8 @@
     <w:p>
       <w:pPr>
         <w:tabs>
-          <w:tab w:val="left" w:pos="3402"/>
+          <w:tab w:val="left" w:pos="851"/>
+          <w:tab w:val="left" w:pos="5103"/>
         </w:tabs>
         <w:jc w:val="left"/>
         <w:rPr>
@@ -93,6 +94,14 @@
           <w:bCs/>
         </w:rPr>
       </w:pPr>
+      <w:r>
+        <w:rPr>
+          <w:b/>
+          <w:bCs/>
+          <w:cs/>
+        </w:rPr>
+        <w:tab/>
+      </w:r>
       <w:r>
         <w:rPr>
           <w:rFonts w:hint="cs"/>
@@ -102,15 +111,14 @@
         </w:rPr>
         <w:t>ข้อสอบปลายภาคเรียนที่ 1/2569</w:t>
       </w:r>
-    </w:p>
-    <w:p>
-      <w:pPr>
-        <w:tabs>
-          <w:tab w:val="left" w:pos="3261"/>
-          <w:tab w:val="left" w:pos="6521"/>
-        </w:tabs>
-        <w:jc w:val="left"/>
-      </w:pPr>
+      <w:r>
+        <w:rPr>
+          <w:b/>
+          <w:bCs/>
+          <w:cs/>
+        </w:rPr>
+        <w:tab/>
+      </w:r>
       <w:r>
         <w:rPr>
           <w:rFonts w:hint="cs"/>
@@ -129,6 +137,19 @@
         </w:rPr>
         <w:t>ชั้นสูง</w:t>
       </w:r>
+    </w:p>
+    <w:p>
+      <w:pPr>
+        <w:tabs>
+          <w:tab w:val="left" w:pos="851"/>
+          <w:tab w:val="left" w:pos="5103"/>
+        </w:tabs>
+        <w:jc w:val="left"/>
+        <w:rPr>
+          <w:rFonts w:hint="cs"/>
+          <w:cs/>
+        </w:rPr>
+      </w:pPr>
       <w:r>
         <w:rPr>
           <w:b/>
@@ -151,24 +172,16 @@
         </w:rPr>
         <w:t>ระบบปฏิบัติการและบำรุงรักษาคอมพิวเตอร์</w:t>
       </w:r>
-    </w:p>
-    <w:p>
-      <w:pPr>
-        <w:tabs>
-          <w:tab w:val="left" w:pos="2127"/>
-          <w:tab w:val="left" w:pos="4962"/>
-          <w:tab w:val="left" w:pos="8080"/>
-        </w:tabs>
-        <w:jc w:val="left"/>
+      <w:r>
+        <w:rPr>
+          <w:cs/>
+        </w:rPr>
+        <w:tab/>
+      </w:r>
+      <w:r>
         <w:rPr>
           <w:b/>
           <w:bCs/>
-        </w:rPr>
-      </w:pPr>
-      <w:r>
-        <w:rPr>
-          <w:b/>
-          <w:bCs/>
           <w:cs/>
         </w:rPr>
         <w:t xml:space="preserve">รหัสวิชา </w:t>
@@ -184,14 +197,6 @@
           <w:cs/>
         </w:rPr>
         <w:tab/>
-      </w:r>
-      <w:r>
-        <w:rPr>
-          <w:b/>
-          <w:bCs/>
-          <w:cs/>
-        </w:rPr>
-        <w:t>กลุ่มเรียน</w:t>
       </w:r>
       <w:r>
         <w:rPr>
@@ -200,106 +205,24 @@
           <w:bCs/>
           <w:cs/>
         </w:rPr>
-        <w:t xml:space="preserve"> </w:t>
-      </w:r>
-      <w:r>
-        <w:rPr>
-          <w:rFonts w:hint="cs"/>
-          <w:cs/>
-        </w:rPr>
-        <w:t>ส</w:t>
-      </w:r>
-      <w:r>
-        <w:rPr>
-          <w:rFonts w:hint="cs"/>
-          <w:cs/>
-        </w:rPr>
-        <w:t>ธจ.1/1</w:t>
-      </w:r>
-      <w:r>
-        <w:t>,</w:t>
-      </w:r>
-      <w:r>
-        <w:rPr>
-          <w:rFonts w:hint="cs"/>
-          <w:cs/>
-        </w:rPr>
-        <w:t xml:space="preserve"> </w:t>
-      </w:r>
-      <w:r>
-        <w:rPr>
-          <w:rFonts w:hint="cs"/>
-          <w:cs/>
-        </w:rPr>
-        <w:t>ส</w:t>
-      </w:r>
-      <w:r>
-        <w:rPr>
-          <w:rFonts w:hint="cs"/>
-          <w:cs/>
-        </w:rPr>
-        <w:t>ธจ.1/</w:t>
-      </w:r>
-      <w:r>
-        <w:rPr>
-          <w:rFonts w:hint="cs"/>
-          <w:cs/>
-        </w:rPr>
-        <w:t>2</w:t>
+        <w:t>จำนวน</w:t>
       </w:r>
       <w:r>
         <w:rPr>
           <w:b/>
           <w:bCs/>
-          <w:cs/>
-        </w:rPr>
-        <w:tab/>
-        <w:t>แผนกวิชา</w:t>
+        </w:rPr>
+        <w:t xml:space="preserve"> </w:t>
+      </w:r>
+      <w:r>
+        <w:t xml:space="preserve">3 </w:t>
       </w:r>
       <w:r>
         <w:rPr>
           <w:rFonts w:hint="cs"/>
-          <w:b/>
-          <w:bCs/>
-          <w:cs/>
-        </w:rPr>
-        <w:t xml:space="preserve"> </w:t>
-      </w:r>
-      <w:r>
-        <w:rPr>
-          <w:rFonts w:hint="cs"/>
-          <w:cs/>
-        </w:rPr>
-        <w:t>เทคโนโลยีธุรกิจดิจิทัล</w:t>
-      </w:r>
-      <w:r>
-        <w:rPr>
-          <w:cs/>
-        </w:rPr>
-        <w:tab/>
-      </w:r>
-      <w:r>
-        <w:rPr>
-          <w:rFonts w:hint="cs"/>
-          <w:b/>
-          <w:bCs/>
-          <w:cs/>
-        </w:rPr>
-        <w:t>ท-ป-น</w:t>
-      </w:r>
-      <w:r>
-        <w:rPr>
-          <w:rFonts w:hint="cs"/>
-          <w:cs/>
-        </w:rPr>
-        <w:t xml:space="preserve"> </w:t>
-      </w:r>
-      <w:r>
-        <w:rPr>
-          <w:rFonts w:hint="cs"/>
-          <w:cs/>
-        </w:rPr>
-        <w:t>2-2-3</w:t>
+          <w:cs/>
+        </w:rPr>
+        <w:t>หน่วยกิต</w:t>
       </w:r>
     </w:p>
     <w:p>
@@ -308,11 +231,20 @@
           <w:bottom w:val="single" w:sz="6" w:space="1" w:color="auto"/>
         </w:pBdr>
         <w:tabs>
-          <w:tab w:val="left" w:pos="3261"/>
+          <w:tab w:val="left" w:pos="851"/>
+          <w:tab w:val="left" w:pos="5103"/>
           <w:tab w:val="left" w:pos="6521"/>
         </w:tabs>
         <w:jc w:val="left"/>
       </w:pPr>
+      <w:r>
+        <w:rPr>
+          <w:b/>
+          <w:bCs/>
+          <w:cs/>
+        </w:rPr>
+        <w:tab/>
+      </w:r>
       <w:r>
         <w:rPr>
           <w:rFonts w:hint="cs"/>
@@ -821,11 +753,1680 @@
         <w:rPr>
           <w:cs/>
         </w:rPr>
+        <w:t xml:space="preserve">3. หน้าที่ของบุคลากรคอมพิวเตอร์ตำแหน่ง </w:t>
+      </w:r>
+      <w:r>
+        <w:t xml:space="preserve">Operator </w:t>
+      </w:r>
+      <w:r>
+        <w:rPr>
+          <w:cs/>
+        </w:rPr>
+        <w:t>คือข้อใด</w:t>
+      </w:r>
+      <w:r>
+        <w:t>?</w:t>
+      </w:r>
+    </w:p>
+    <w:p>
+      <w:pPr>
+        <w:tabs>
+          <w:tab w:val="left" w:pos="851"/>
+        </w:tabs>
+        <w:rPr>
+          <w:color w:val="FF0000"/>
+        </w:rPr>
+      </w:pPr>
+      <w:r>
+        <w:rPr>
+          <w:color w:val="FF0000"/>
+          <w:cs/>
+        </w:rPr>
         <w:lastRenderedPageBreak/>
-        <w:t xml:space="preserve">3. หน้าที่ของบุคลากรคอมพิวเตอร์ตำแหน่ง </w:t>
-      </w:r>
-      <w:r>
-        <w:t xml:space="preserve">Operator </w:t>
+        <w:t xml:space="preserve">    ก. คอยปิดและเปิดเครื่อง และเฝ้าดูจอภาพ</w:t>
+      </w:r>
+    </w:p>
+    <w:p>
+      <w:pPr>
+        <w:tabs>
+          <w:tab w:val="left" w:pos="851"/>
+        </w:tabs>
+      </w:pPr>
+      <w:r>
+        <w:rPr>
+          <w:cs/>
+        </w:rPr>
+        <w:t xml:space="preserve">    ข. ประชาสัมพันธ์ทางด้านคอมพิวเตอร์</w:t>
+      </w:r>
+    </w:p>
+    <w:p>
+      <w:pPr>
+        <w:tabs>
+          <w:tab w:val="left" w:pos="851"/>
+        </w:tabs>
+      </w:pPr>
+      <w:r>
+        <w:rPr>
+          <w:cs/>
+        </w:rPr>
+        <w:t xml:space="preserve">    ค. เขียนโปรแกรมเบื้องต้น</w:t>
+      </w:r>
+    </w:p>
+    <w:p>
+      <w:pPr>
+        <w:tabs>
+          <w:tab w:val="left" w:pos="851"/>
+        </w:tabs>
+      </w:pPr>
+      <w:r>
+        <w:rPr>
+          <w:cs/>
+        </w:rPr>
+        <w:t xml:space="preserve">    ง. ประกาศข้อมูลทางด้านคอมพิวเตอร์</w:t>
+      </w:r>
+    </w:p>
+    <w:p>
+      <w:pPr>
+        <w:tabs>
+          <w:tab w:val="left" w:pos="851"/>
+        </w:tabs>
+      </w:pPr>
+    </w:p>
+    <w:p>
+      <w:pPr>
+        <w:tabs>
+          <w:tab w:val="left" w:pos="851"/>
+        </w:tabs>
+      </w:pPr>
+      <w:r>
+        <w:rPr>
+          <w:cs/>
+        </w:rPr>
+        <w:t>4. ข้อใดไม่ใช่หน่วยหลักของฮาร์ดแวร์</w:t>
+      </w:r>
+      <w:r>
+        <w:t>?</w:t>
+      </w:r>
+    </w:p>
+    <w:p>
+      <w:pPr>
+        <w:tabs>
+          <w:tab w:val="left" w:pos="851"/>
+        </w:tabs>
+        <w:rPr>
+          <w:color w:val="FF0000"/>
+        </w:rPr>
+      </w:pPr>
+      <w:r>
+        <w:rPr>
+          <w:color w:val="FF0000"/>
+          <w:cs/>
+        </w:rPr>
+        <w:t xml:space="preserve">    ก. หน่วยความจำสำรอง</w:t>
+      </w:r>
+    </w:p>
+    <w:p>
+      <w:pPr>
+        <w:tabs>
+          <w:tab w:val="left" w:pos="851"/>
+        </w:tabs>
+      </w:pPr>
+      <w:r>
+        <w:rPr>
+          <w:cs/>
+        </w:rPr>
+        <w:t xml:space="preserve">    ข. หน่วยประมวลผล</w:t>
+      </w:r>
+    </w:p>
+    <w:p>
+      <w:pPr>
+        <w:tabs>
+          <w:tab w:val="left" w:pos="851"/>
+        </w:tabs>
+      </w:pPr>
+      <w:r>
+        <w:rPr>
+          <w:cs/>
+        </w:rPr>
+        <w:t xml:space="preserve">    ค. หน่วยรับข้อมูล</w:t>
+      </w:r>
+    </w:p>
+    <w:p>
+      <w:pPr>
+        <w:tabs>
+          <w:tab w:val="left" w:pos="851"/>
+        </w:tabs>
+      </w:pPr>
+      <w:r>
+        <w:rPr>
+          <w:cs/>
+        </w:rPr>
+        <w:t xml:space="preserve">    ง. หน่วยแสดงผลข้อมูล</w:t>
+      </w:r>
+    </w:p>
+    <w:p>
+      <w:pPr>
+        <w:tabs>
+          <w:tab w:val="left" w:pos="851"/>
+        </w:tabs>
+      </w:pPr>
+    </w:p>
+    <w:p>
+      <w:pPr>
+        <w:tabs>
+          <w:tab w:val="left" w:pos="851"/>
+        </w:tabs>
+      </w:pPr>
+      <w:r>
+        <w:rPr>
+          <w:cs/>
+        </w:rPr>
+        <w:t>5. นักวิเคราะห์และออกแบบระบบทำหน้าที่ศึกษาและรวบรวมความต้องการของผู้ใช้ระบบ และทำหน้าที่เป็นสื่อกลางระหว่างผู้ใช้ระบบ มีความหมายตรงกับข้อใด</w:t>
+      </w:r>
+      <w:r>
+        <w:t>?</w:t>
+      </w:r>
+    </w:p>
+    <w:p>
+      <w:pPr>
+        <w:tabs>
+          <w:tab w:val="left" w:pos="851"/>
+        </w:tabs>
+        <w:rPr>
+          <w:color w:val="FF0000"/>
+        </w:rPr>
+      </w:pPr>
+      <w:r>
+        <w:rPr>
+          <w:color w:val="FF0000"/>
+          <w:cs/>
+        </w:rPr>
+        <w:t xml:space="preserve">    ก. </w:t>
+      </w:r>
+      <w:r>
+        <w:rPr>
+          <w:color w:val="FF0000"/>
+        </w:rPr>
+        <w:t>System Analyst and Designer</w:t>
+      </w:r>
+    </w:p>
+    <w:p>
+      <w:pPr>
+        <w:tabs>
+          <w:tab w:val="left" w:pos="851"/>
+        </w:tabs>
+      </w:pPr>
+      <w:r>
+        <w:rPr>
+          <w:cs/>
+        </w:rPr>
+        <w:t xml:space="preserve">    ข. </w:t>
+      </w:r>
+      <w:r>
+        <w:t>Operator</w:t>
+      </w:r>
+    </w:p>
+    <w:p>
+      <w:pPr>
+        <w:tabs>
+          <w:tab w:val="left" w:pos="851"/>
+        </w:tabs>
+      </w:pPr>
+      <w:r>
+        <w:rPr>
+          <w:cs/>
+        </w:rPr>
+        <w:t xml:space="preserve">    ค. </w:t>
+      </w:r>
+      <w:r>
+        <w:t>Programmer</w:t>
+      </w:r>
+    </w:p>
+    <w:p>
+      <w:pPr>
+        <w:tabs>
+          <w:tab w:val="left" w:pos="851"/>
+        </w:tabs>
+      </w:pPr>
+      <w:r>
+        <w:rPr>
+          <w:cs/>
+        </w:rPr>
+        <w:t xml:space="preserve">    ง. </w:t>
+      </w:r>
+      <w:r>
+        <w:t>User</w:t>
+      </w:r>
+    </w:p>
+    <w:p>
+      <w:pPr>
+        <w:tabs>
+          <w:tab w:val="left" w:pos="851"/>
+        </w:tabs>
+      </w:pPr>
+    </w:p>
+    <w:p>
+      <w:pPr>
+        <w:tabs>
+          <w:tab w:val="left" w:pos="851"/>
+        </w:tabs>
+      </w:pPr>
+      <w:r>
+        <w:rPr>
+          <w:cs/>
+        </w:rPr>
+        <w:t>6. ข้อใดเป็นหน้าที่ของโปรแกรมระบบปฏิบัติการที่ถูกต้อง</w:t>
+      </w:r>
+      <w:r>
+        <w:t>?</w:t>
+      </w:r>
+    </w:p>
+    <w:p>
+      <w:pPr>
+        <w:tabs>
+          <w:tab w:val="left" w:pos="851"/>
+        </w:tabs>
+        <w:rPr>
+          <w:color w:val="FF0000"/>
+        </w:rPr>
+      </w:pPr>
+      <w:r>
+        <w:rPr>
+          <w:color w:val="FF0000"/>
+          <w:cs/>
+        </w:rPr>
+        <w:t xml:space="preserve">    ก. เป็นสื่อกลางระหว่างฮาร์ดแวร์กับบุคลากร (ผู้ใช้)</w:t>
+      </w:r>
+    </w:p>
+    <w:p>
+      <w:pPr>
+        <w:tabs>
+          <w:tab w:val="left" w:pos="851"/>
+        </w:tabs>
+      </w:pPr>
+      <w:r>
+        <w:rPr>
+          <w:cs/>
+        </w:rPr>
+        <w:t xml:space="preserve">    ข. ควบคุมอุปกรณ์ทั้งหมด</w:t>
+      </w:r>
+    </w:p>
+    <w:p>
+      <w:pPr>
+        <w:tabs>
+          <w:tab w:val="left" w:pos="851"/>
+        </w:tabs>
+      </w:pPr>
+      <w:r>
+        <w:rPr>
+          <w:cs/>
+        </w:rPr>
+        <w:t xml:space="preserve">    ค. ควบคุมการใช้งานโปรแกรม</w:t>
+      </w:r>
+    </w:p>
+    <w:p>
+      <w:pPr>
+        <w:tabs>
+          <w:tab w:val="left" w:pos="851"/>
+        </w:tabs>
+      </w:pPr>
+      <w:r>
+        <w:rPr>
+          <w:cs/>
+        </w:rPr>
+        <w:t xml:space="preserve">    ง. ควบคุมการคำนวณ</w:t>
+      </w:r>
+    </w:p>
+    <w:p>
+      <w:pPr>
+        <w:tabs>
+          <w:tab w:val="left" w:pos="851"/>
+        </w:tabs>
+      </w:pPr>
+    </w:p>
+    <w:p>
+      <w:pPr>
+        <w:tabs>
+          <w:tab w:val="left" w:pos="851"/>
+        </w:tabs>
+      </w:pPr>
+      <w:r>
+        <w:rPr>
+          <w:cs/>
+        </w:rPr>
+        <w:t>7. ข้อใดถูกต้องที่สุดเกี่ยวกับตัวแปลภาษาแบบคอมไพเลอร์ (</w:t>
+      </w:r>
+      <w:r>
+        <w:t xml:space="preserve">Compiler) </w:t>
+      </w:r>
+      <w:r>
+        <w:rPr>
+          <w:cs/>
+        </w:rPr>
+        <w:t>และอินเตอร์พรีเตอร์ (</w:t>
+      </w:r>
+      <w:r>
+        <w:t>Interpreter)?</w:t>
+      </w:r>
+    </w:p>
+    <w:p>
+      <w:pPr>
+        <w:tabs>
+          <w:tab w:val="left" w:pos="851"/>
+        </w:tabs>
+        <w:rPr>
+          <w:color w:val="FF0000"/>
+        </w:rPr>
+      </w:pPr>
+      <w:r>
+        <w:rPr>
+          <w:color w:val="FF0000"/>
+          <w:cs/>
+        </w:rPr>
+        <w:t xml:space="preserve">    ก. คอมไพเลอร์แปลทั้งโปรแกรม ส่วนอินเตอร์พรีเตอร์แปลทีละบรรทัด</w:t>
+      </w:r>
+    </w:p>
+    <w:p>
+      <w:pPr>
+        <w:tabs>
+          <w:tab w:val="left" w:pos="851"/>
+        </w:tabs>
+      </w:pPr>
+      <w:r>
+        <w:rPr>
+          <w:cs/>
+        </w:rPr>
+        <w:t xml:space="preserve">    ข. คอมไพเลอร์แปลทีละบรรทัด ส่วนอินเตอร์พรีเตอร์แปลทั้งโปรแกรม</w:t>
+      </w:r>
+    </w:p>
+    <w:p>
+      <w:pPr>
+        <w:tabs>
+          <w:tab w:val="left" w:pos="851"/>
+        </w:tabs>
+      </w:pPr>
+      <w:r>
+        <w:rPr>
+          <w:cs/>
+        </w:rPr>
+        <w:t xml:space="preserve">    ค. แปลโปรแกรมทีละคำสั่งเหมือนกัน</w:t>
+      </w:r>
+    </w:p>
+    <w:p>
+      <w:pPr>
+        <w:tabs>
+          <w:tab w:val="left" w:pos="851"/>
+        </w:tabs>
+      </w:pPr>
+      <w:r>
+        <w:rPr>
+          <w:cs/>
+        </w:rPr>
+        <w:t xml:space="preserve">    ง. อินเตอร์พรีเตอร์แปลทั้งโปรแกรมเหมือนคอมไพเลอร์</w:t>
+      </w:r>
+    </w:p>
+    <w:p>
+      <w:pPr>
+        <w:tabs>
+          <w:tab w:val="left" w:pos="851"/>
+        </w:tabs>
+      </w:pPr>
+    </w:p>
+    <w:p>
+      <w:pPr>
+        <w:tabs>
+          <w:tab w:val="left" w:pos="851"/>
+        </w:tabs>
+      </w:pPr>
+      <w:r>
+        <w:rPr>
+          <w:cs/>
+        </w:rPr>
+        <w:t>8. ข้อใดไม่ใช่หน่วยเก็บข้อมูลสำรอง</w:t>
+      </w:r>
+      <w:r>
+        <w:t>?</w:t>
+      </w:r>
+    </w:p>
+    <w:p>
+      <w:pPr>
+        <w:tabs>
+          <w:tab w:val="left" w:pos="851"/>
+        </w:tabs>
+        <w:rPr>
+          <w:color w:val="FF0000"/>
+        </w:rPr>
+      </w:pPr>
+      <w:r>
+        <w:rPr>
+          <w:color w:val="FF0000"/>
+          <w:cs/>
+        </w:rPr>
+        <w:lastRenderedPageBreak/>
+        <w:t xml:space="preserve">    ก. </w:t>
+      </w:r>
+      <w:r>
+        <w:rPr>
+          <w:color w:val="FF0000"/>
+        </w:rPr>
+        <w:t>ROM</w:t>
+      </w:r>
+    </w:p>
+    <w:p>
+      <w:pPr>
+        <w:tabs>
+          <w:tab w:val="left" w:pos="851"/>
+        </w:tabs>
+      </w:pPr>
+      <w:r>
+        <w:rPr>
+          <w:cs/>
+        </w:rPr>
+        <w:t xml:space="preserve">    ข. </w:t>
+      </w:r>
+      <w:r>
+        <w:t>Hard Disk</w:t>
+      </w:r>
+    </w:p>
+    <w:p>
+      <w:pPr>
+        <w:tabs>
+          <w:tab w:val="left" w:pos="851"/>
+        </w:tabs>
+      </w:pPr>
+      <w:r>
+        <w:rPr>
+          <w:cs/>
+        </w:rPr>
+        <w:t xml:space="preserve">    ค. </w:t>
+      </w:r>
+      <w:r>
+        <w:t>CD-ROM</w:t>
+      </w:r>
+    </w:p>
+    <w:p>
+      <w:pPr>
+        <w:tabs>
+          <w:tab w:val="left" w:pos="851"/>
+        </w:tabs>
+      </w:pPr>
+      <w:r>
+        <w:rPr>
+          <w:cs/>
+        </w:rPr>
+        <w:t xml:space="preserve">    ง. </w:t>
+      </w:r>
+      <w:r>
+        <w:t>Flash Drive</w:t>
+      </w:r>
+    </w:p>
+    <w:p>
+      <w:pPr>
+        <w:tabs>
+          <w:tab w:val="left" w:pos="851"/>
+        </w:tabs>
+      </w:pPr>
+    </w:p>
+    <w:p>
+      <w:pPr>
+        <w:tabs>
+          <w:tab w:val="left" w:pos="851"/>
+        </w:tabs>
+      </w:pPr>
+      <w:r>
+        <w:rPr>
+          <w:cs/>
+        </w:rPr>
+        <w:t>9. ซอฟต์แวร์สำหรับงานเฉพาะด้านคือข้อใด</w:t>
+      </w:r>
+      <w:r>
+        <w:t>?</w:t>
+      </w:r>
+    </w:p>
+    <w:p>
+      <w:pPr>
+        <w:tabs>
+          <w:tab w:val="left" w:pos="851"/>
+        </w:tabs>
+        <w:rPr>
+          <w:color w:val="FF0000"/>
+        </w:rPr>
+      </w:pPr>
+      <w:r>
+        <w:rPr>
+          <w:color w:val="FF0000"/>
+          <w:cs/>
+        </w:rPr>
+        <w:t xml:space="preserve">    ก. โปรแกรมระบบสินค้าคงคลัง</w:t>
+      </w:r>
+    </w:p>
+    <w:p>
+      <w:pPr>
+        <w:tabs>
+          <w:tab w:val="left" w:pos="851"/>
+        </w:tabs>
+      </w:pPr>
+      <w:r>
+        <w:rPr>
+          <w:cs/>
+        </w:rPr>
+        <w:t xml:space="preserve">    ข. </w:t>
+      </w:r>
+      <w:r>
+        <w:t xml:space="preserve">Windows </w:t>
+      </w:r>
+      <w:r>
+        <w:rPr>
+          <w:cs/>
+        </w:rPr>
+        <w:t>10</w:t>
+      </w:r>
+    </w:p>
+    <w:p>
+      <w:pPr>
+        <w:tabs>
+          <w:tab w:val="left" w:pos="851"/>
+        </w:tabs>
+      </w:pPr>
+      <w:r>
+        <w:rPr>
+          <w:cs/>
+        </w:rPr>
+        <w:t xml:space="preserve">    ค. โปรแกรม </w:t>
+      </w:r>
+      <w:r>
+        <w:t>Photoshop CS</w:t>
+      </w:r>
+    </w:p>
+    <w:p>
+      <w:pPr>
+        <w:tabs>
+          <w:tab w:val="left" w:pos="851"/>
+        </w:tabs>
+      </w:pPr>
+      <w:r>
+        <w:rPr>
+          <w:cs/>
+        </w:rPr>
+        <w:t xml:space="preserve">    ง. </w:t>
+      </w:r>
+      <w:r>
+        <w:t>Microsoft Office</w:t>
+      </w:r>
+    </w:p>
+    <w:p>
+      <w:pPr>
+        <w:tabs>
+          <w:tab w:val="left" w:pos="851"/>
+        </w:tabs>
+      </w:pPr>
+    </w:p>
+    <w:p>
+      <w:pPr>
+        <w:tabs>
+          <w:tab w:val="left" w:pos="851"/>
+        </w:tabs>
+      </w:pPr>
+      <w:r>
+        <w:rPr>
+          <w:cs/>
+        </w:rPr>
+        <w:t>10. เครื่องพิมพ์จัดเป็นอุปกรณ์ตามข้อใด</w:t>
+      </w:r>
+      <w:r>
+        <w:t>?</w:t>
+      </w:r>
+    </w:p>
+    <w:p>
+      <w:pPr>
+        <w:tabs>
+          <w:tab w:val="left" w:pos="851"/>
+        </w:tabs>
+        <w:rPr>
+          <w:color w:val="FF0000"/>
+        </w:rPr>
+      </w:pPr>
+      <w:r>
+        <w:rPr>
+          <w:color w:val="FF0000"/>
+          <w:cs/>
+        </w:rPr>
+        <w:t xml:space="preserve">    ก. แสดงผลข้อมูล</w:t>
+      </w:r>
+    </w:p>
+    <w:p>
+      <w:pPr>
+        <w:tabs>
+          <w:tab w:val="left" w:pos="851"/>
+        </w:tabs>
+      </w:pPr>
+      <w:r>
+        <w:rPr>
+          <w:cs/>
+        </w:rPr>
+        <w:t xml:space="preserve">    ข. นำเข้าข้อมูล</w:t>
+      </w:r>
+    </w:p>
+    <w:p>
+      <w:pPr>
+        <w:tabs>
+          <w:tab w:val="left" w:pos="851"/>
+        </w:tabs>
+      </w:pPr>
+      <w:r>
+        <w:rPr>
+          <w:cs/>
+        </w:rPr>
+        <w:t xml:space="preserve">    ค. สำรองข้อมูล</w:t>
+      </w:r>
+    </w:p>
+    <w:p>
+      <w:pPr>
+        <w:tabs>
+          <w:tab w:val="left" w:pos="851"/>
+        </w:tabs>
+      </w:pPr>
+      <w:r>
+        <w:rPr>
+          <w:cs/>
+        </w:rPr>
+        <w:t xml:space="preserve">    ง. ประมวลข้อมูล</w:t>
+      </w:r>
+    </w:p>
+    <w:p>
+      <w:pPr>
+        <w:tabs>
+          <w:tab w:val="left" w:pos="851"/>
+        </w:tabs>
+      </w:pPr>
+    </w:p>
+    <w:p>
+      <w:pPr>
+        <w:tabs>
+          <w:tab w:val="left" w:pos="851"/>
+        </w:tabs>
+      </w:pPr>
+      <w:r>
+        <w:rPr>
+          <w:cs/>
+        </w:rPr>
+        <w:t xml:space="preserve">11. </w:t>
+      </w:r>
+      <w:r>
+        <w:t xml:space="preserve">Copilot </w:t>
+      </w:r>
+      <w:r>
+        <w:rPr>
+          <w:cs/>
+        </w:rPr>
+        <w:t xml:space="preserve">ในระบบปฏิบัติการ </w:t>
+      </w:r>
+      <w:r>
+        <w:t xml:space="preserve">Windows </w:t>
+      </w:r>
+      <w:r>
+        <w:rPr>
+          <w:cs/>
+        </w:rPr>
+        <w:t>11 ใช้ทำอะไร</w:t>
+      </w:r>
+      <w:r>
+        <w:t>?</w:t>
+      </w:r>
+    </w:p>
+    <w:p>
+      <w:pPr>
+        <w:tabs>
+          <w:tab w:val="left" w:pos="851"/>
+        </w:tabs>
+        <w:rPr>
+          <w:color w:val="FF0000"/>
+        </w:rPr>
+      </w:pPr>
+      <w:r>
+        <w:rPr>
+          <w:color w:val="FF0000"/>
+          <w:cs/>
+        </w:rPr>
+        <w:t xml:space="preserve">    ก. ตอบปัญหาการใช้งานได้เหมือนผู้ช่วยอัจฉริยะ</w:t>
+      </w:r>
+    </w:p>
+    <w:p>
+      <w:pPr>
+        <w:tabs>
+          <w:tab w:val="left" w:pos="851"/>
+        </w:tabs>
+      </w:pPr>
+      <w:r>
+        <w:rPr>
+          <w:cs/>
+        </w:rPr>
+        <w:t xml:space="preserve">    ข. แจ้งสภาพอากาศและรายงานข่าวสาร</w:t>
+      </w:r>
+    </w:p>
+    <w:p>
+      <w:pPr>
+        <w:tabs>
+          <w:tab w:val="left" w:pos="851"/>
+        </w:tabs>
+      </w:pPr>
+      <w:r>
+        <w:rPr>
+          <w:cs/>
+        </w:rPr>
+        <w:t xml:space="preserve">    ค. ช่วยปรับความคมชัดของภาพในเกม</w:t>
+      </w:r>
+    </w:p>
+    <w:p>
+      <w:pPr>
+        <w:tabs>
+          <w:tab w:val="left" w:pos="851"/>
+        </w:tabs>
+      </w:pPr>
+      <w:r>
+        <w:rPr>
+          <w:cs/>
+        </w:rPr>
+        <w:t xml:space="preserve">    ง. ลบพื้นหลังของรูปภาพ</w:t>
+      </w:r>
+    </w:p>
+    <w:p>
+      <w:pPr>
+        <w:tabs>
+          <w:tab w:val="left" w:pos="851"/>
+        </w:tabs>
+      </w:pPr>
+    </w:p>
+    <w:p>
+      <w:pPr>
+        <w:tabs>
+          <w:tab w:val="left" w:pos="851"/>
+        </w:tabs>
+      </w:pPr>
+      <w:r>
+        <w:rPr>
+          <w:cs/>
+        </w:rPr>
+        <w:t>12. ข้อใดไม่ใช่สถานะของโปรเซสในหลักการทำงานของระบบปฏิบัติการ</w:t>
+      </w:r>
+      <w:r>
+        <w:t>?</w:t>
+      </w:r>
+    </w:p>
+    <w:p>
+      <w:pPr>
+        <w:tabs>
+          <w:tab w:val="left" w:pos="851"/>
+        </w:tabs>
+        <w:rPr>
+          <w:color w:val="FF0000"/>
+        </w:rPr>
+      </w:pPr>
+      <w:r>
+        <w:rPr>
+          <w:color w:val="FF0000"/>
+          <w:cs/>
+        </w:rPr>
+        <w:t xml:space="preserve">    ก. สถานะยกเลิก</w:t>
+      </w:r>
+    </w:p>
+    <w:p>
+      <w:pPr>
+        <w:tabs>
+          <w:tab w:val="left" w:pos="851"/>
+        </w:tabs>
+      </w:pPr>
+      <w:r>
+        <w:rPr>
+          <w:cs/>
+        </w:rPr>
+        <w:t xml:space="preserve">    ข. สถานะพร้อม</w:t>
+      </w:r>
+    </w:p>
+    <w:p>
+      <w:pPr>
+        <w:tabs>
+          <w:tab w:val="left" w:pos="851"/>
+        </w:tabs>
+      </w:pPr>
+      <w:r>
+        <w:rPr>
+          <w:cs/>
+        </w:rPr>
+        <w:t xml:space="preserve">    ค. สถานะทำงาน</w:t>
+      </w:r>
+    </w:p>
+    <w:p>
+      <w:pPr>
+        <w:tabs>
+          <w:tab w:val="left" w:pos="851"/>
+        </w:tabs>
+      </w:pPr>
+      <w:r>
+        <w:rPr>
+          <w:cs/>
+        </w:rPr>
+        <w:t xml:space="preserve">    ง. สถานะติดขัด</w:t>
+      </w:r>
+    </w:p>
+    <w:p>
+      <w:pPr>
+        <w:tabs>
+          <w:tab w:val="left" w:pos="851"/>
+        </w:tabs>
+      </w:pPr>
+    </w:p>
+    <w:p>
+      <w:pPr>
+        <w:tabs>
+          <w:tab w:val="left" w:pos="851"/>
+        </w:tabs>
+      </w:pPr>
+    </w:p>
+    <w:p>
+      <w:pPr>
+        <w:tabs>
+          <w:tab w:val="left" w:pos="851"/>
+        </w:tabs>
+      </w:pPr>
+      <w:r>
+        <w:rPr>
+          <w:cs/>
+        </w:rPr>
+        <w:t>13. ข้อใดไม่ใช่หน้าที่ของโปรแกรมระบบปฏิบัติการ</w:t>
+      </w:r>
+      <w:r>
+        <w:t>?</w:t>
+      </w:r>
+    </w:p>
+    <w:p>
+      <w:pPr>
+        <w:tabs>
+          <w:tab w:val="left" w:pos="851"/>
+        </w:tabs>
+        <w:rPr>
+          <w:color w:val="FF0000"/>
+        </w:rPr>
+      </w:pPr>
+      <w:r>
+        <w:rPr>
+          <w:color w:val="FF0000"/>
+          <w:cs/>
+        </w:rPr>
+        <w:lastRenderedPageBreak/>
+        <w:t xml:space="preserve">    ก. การจัดการข้อมูลและสารสนเทศในหน่วยความจำ</w:t>
+      </w:r>
+    </w:p>
+    <w:p>
+      <w:pPr>
+        <w:tabs>
+          <w:tab w:val="left" w:pos="851"/>
+        </w:tabs>
+      </w:pPr>
+      <w:r>
+        <w:rPr>
+          <w:cs/>
+        </w:rPr>
+        <w:t xml:space="preserve">    ข. จัดการตารางการใช้ทรัพยากร</w:t>
+      </w:r>
+    </w:p>
+    <w:p>
+      <w:pPr>
+        <w:tabs>
+          <w:tab w:val="left" w:pos="851"/>
+        </w:tabs>
+      </w:pPr>
+      <w:r>
+        <w:rPr>
+          <w:cs/>
+        </w:rPr>
+        <w:t xml:space="preserve">    ค. การควบคุมโปรแกรมประยุกต์</w:t>
+      </w:r>
+    </w:p>
+    <w:p>
+      <w:pPr>
+        <w:tabs>
+          <w:tab w:val="left" w:pos="851"/>
+        </w:tabs>
+      </w:pPr>
+      <w:r>
+        <w:rPr>
+          <w:cs/>
+        </w:rPr>
+        <w:t xml:space="preserve">    ง. จัดการด้านการรักษาความปลอดภัย</w:t>
+      </w:r>
+    </w:p>
+    <w:p>
+      <w:pPr>
+        <w:tabs>
+          <w:tab w:val="left" w:pos="851"/>
+        </w:tabs>
+      </w:pPr>
+    </w:p>
+    <w:p>
+      <w:pPr>
+        <w:tabs>
+          <w:tab w:val="left" w:pos="851"/>
+        </w:tabs>
+      </w:pPr>
+      <w:r>
+        <w:rPr>
+          <w:cs/>
+        </w:rPr>
+        <w:t>14. ความแตกต่างของประเภทโปรแกรมระบบปฏิบัติการแบบเดี่ยวกับแบบเครือข่ายคือข้อใด</w:t>
+      </w:r>
+      <w:r>
+        <w:t>?</w:t>
+      </w:r>
+    </w:p>
+    <w:p>
+      <w:pPr>
+        <w:tabs>
+          <w:tab w:val="left" w:pos="851"/>
+        </w:tabs>
+        <w:rPr>
+          <w:color w:val="FF0000"/>
+        </w:rPr>
+      </w:pPr>
+      <w:r>
+        <w:rPr>
+          <w:color w:val="FF0000"/>
+          <w:cs/>
+        </w:rPr>
+        <w:t xml:space="preserve">    ก. จำนวนผู้ใช้งานโปรแกรมระบบปฏิบัติการ</w:t>
+      </w:r>
+    </w:p>
+    <w:p>
+      <w:pPr>
+        <w:tabs>
+          <w:tab w:val="left" w:pos="851"/>
+        </w:tabs>
+      </w:pPr>
+      <w:r>
+        <w:rPr>
+          <w:cs/>
+        </w:rPr>
+        <w:t xml:space="preserve">    ข. จำนวนครั้งของการใช้งาน</w:t>
+      </w:r>
+    </w:p>
+    <w:p>
+      <w:pPr>
+        <w:tabs>
+          <w:tab w:val="left" w:pos="851"/>
+        </w:tabs>
+      </w:pPr>
+      <w:r>
+        <w:rPr>
+          <w:cs/>
+        </w:rPr>
+        <w:t xml:space="preserve">    ค. จำนวนโปรแกรมระบบปฏิบัติการ</w:t>
+      </w:r>
+    </w:p>
+    <w:p>
+      <w:pPr>
+        <w:tabs>
+          <w:tab w:val="left" w:pos="851"/>
+        </w:tabs>
+      </w:pPr>
+      <w:r>
+        <w:rPr>
+          <w:cs/>
+        </w:rPr>
+        <w:t xml:space="preserve">    ง. จำนวนโปรแกรมที่ใช้งาน</w:t>
+      </w:r>
+    </w:p>
+    <w:p>
+      <w:pPr>
+        <w:tabs>
+          <w:tab w:val="left" w:pos="851"/>
+        </w:tabs>
+      </w:pPr>
+    </w:p>
+    <w:p>
+      <w:pPr>
+        <w:tabs>
+          <w:tab w:val="left" w:pos="851"/>
+        </w:tabs>
+      </w:pPr>
+      <w:r>
+        <w:rPr>
+          <w:cs/>
+        </w:rPr>
+        <w:t>15. ข้อใดบอกความหมายของระบบปฏิบัติการได้ถูกต้องที่สุด</w:t>
+      </w:r>
+      <w:r>
+        <w:t>?</w:t>
+      </w:r>
+    </w:p>
+    <w:p>
+      <w:pPr>
+        <w:tabs>
+          <w:tab w:val="left" w:pos="851"/>
+        </w:tabs>
+        <w:rPr>
+          <w:color w:val="FF0000"/>
+        </w:rPr>
+      </w:pPr>
+      <w:r>
+        <w:rPr>
+          <w:color w:val="FF0000"/>
+          <w:cs/>
+        </w:rPr>
+        <w:t xml:space="preserve">    ก. สื่อกลางระหว่างผู้ใช้เครื่องคอมพิวเตอร์และฮาร์ดแวร์</w:t>
+      </w:r>
+    </w:p>
+    <w:p>
+      <w:pPr>
+        <w:tabs>
+          <w:tab w:val="left" w:pos="851"/>
+        </w:tabs>
+      </w:pPr>
+      <w:r>
+        <w:rPr>
+          <w:cs/>
+        </w:rPr>
+        <w:t xml:space="preserve">    ข. โปรแกรมสื่อสารระหว่างผู้ใช้กับคอมพิวเตอร์</w:t>
+      </w:r>
+    </w:p>
+    <w:p>
+      <w:pPr>
+        <w:tabs>
+          <w:tab w:val="left" w:pos="851"/>
+        </w:tabs>
+      </w:pPr>
+      <w:r>
+        <w:rPr>
+          <w:cs/>
+        </w:rPr>
+        <w:t xml:space="preserve">    ค. การปฏิบัติการใช้โปรแกรมประยุกต์</w:t>
+      </w:r>
+    </w:p>
+    <w:p>
+      <w:pPr>
+        <w:tabs>
+          <w:tab w:val="left" w:pos="851"/>
+        </w:tabs>
+      </w:pPr>
+      <w:r>
+        <w:rPr>
+          <w:cs/>
+        </w:rPr>
+        <w:t xml:space="preserve">    ง. โปรแกรมสำหรับใช้งานทั่วไป</w:t>
+      </w:r>
+    </w:p>
+    <w:p>
+      <w:pPr>
+        <w:tabs>
+          <w:tab w:val="left" w:pos="851"/>
+        </w:tabs>
+      </w:pPr>
+    </w:p>
+    <w:p>
+      <w:pPr>
+        <w:tabs>
+          <w:tab w:val="left" w:pos="851"/>
+        </w:tabs>
+      </w:pPr>
+      <w:r>
+        <w:rPr>
+          <w:cs/>
+        </w:rPr>
+        <w:t>16. โปรแกรมระบบปฏิบัติการในข้อใดที่เป็นระบบปฏิบัติการแรกสุด</w:t>
+      </w:r>
+      <w:r>
+        <w:t>?</w:t>
+      </w:r>
+    </w:p>
+    <w:p>
+      <w:pPr>
+        <w:tabs>
+          <w:tab w:val="left" w:pos="851"/>
+        </w:tabs>
+        <w:rPr>
+          <w:color w:val="FF0000"/>
+        </w:rPr>
+      </w:pPr>
+      <w:r>
+        <w:rPr>
+          <w:color w:val="FF0000"/>
+          <w:cs/>
+        </w:rPr>
+        <w:t xml:space="preserve">    ก. </w:t>
+      </w:r>
+      <w:r>
+        <w:rPr>
+          <w:color w:val="FF0000"/>
+        </w:rPr>
+        <w:t>DOS</w:t>
+      </w:r>
+    </w:p>
+    <w:p>
+      <w:pPr>
+        <w:tabs>
+          <w:tab w:val="left" w:pos="851"/>
+        </w:tabs>
+      </w:pPr>
+      <w:r>
+        <w:rPr>
+          <w:cs/>
+        </w:rPr>
+        <w:t xml:space="preserve">    ข. </w:t>
+      </w:r>
+      <w:r>
+        <w:t xml:space="preserve">Windows </w:t>
+      </w:r>
+      <w:r>
+        <w:rPr>
+          <w:cs/>
+        </w:rPr>
+        <w:t>10</w:t>
+      </w:r>
+    </w:p>
+    <w:p>
+      <w:pPr>
+        <w:tabs>
+          <w:tab w:val="left" w:pos="851"/>
+        </w:tabs>
+      </w:pPr>
+      <w:r>
+        <w:rPr>
+          <w:cs/>
+        </w:rPr>
+        <w:t xml:space="preserve">    ค. </w:t>
+      </w:r>
+      <w:r>
+        <w:t xml:space="preserve">Windows </w:t>
+      </w:r>
+      <w:r>
+        <w:rPr>
+          <w:cs/>
+        </w:rPr>
+        <w:t>95</w:t>
+      </w:r>
+    </w:p>
+    <w:p>
+      <w:pPr>
+        <w:tabs>
+          <w:tab w:val="left" w:pos="851"/>
+        </w:tabs>
+      </w:pPr>
+      <w:r>
+        <w:rPr>
+          <w:cs/>
+        </w:rPr>
+        <w:t xml:space="preserve">    ง. </w:t>
+      </w:r>
+      <w:r>
+        <w:t xml:space="preserve">Windows </w:t>
+      </w:r>
+      <w:r>
+        <w:rPr>
+          <w:cs/>
+        </w:rPr>
+        <w:t>98</w:t>
+      </w:r>
+    </w:p>
+    <w:p>
+      <w:pPr>
+        <w:tabs>
+          <w:tab w:val="left" w:pos="851"/>
+        </w:tabs>
+      </w:pPr>
+    </w:p>
+    <w:p>
+      <w:pPr>
+        <w:tabs>
+          <w:tab w:val="left" w:pos="851"/>
+        </w:tabs>
+      </w:pPr>
+      <w:r>
+        <w:rPr>
+          <w:cs/>
+        </w:rPr>
+        <w:t xml:space="preserve">17. </w:t>
+      </w:r>
+      <w:r>
+        <w:t xml:space="preserve">Apps for Everyone </w:t>
+      </w:r>
+      <w:r>
+        <w:rPr>
+          <w:cs/>
+        </w:rPr>
+        <w:t>เป็นแนวคิดการพัฒนาและออกแบบของระบบปฏิบัติการใด</w:t>
+      </w:r>
+      <w:r>
+        <w:t>?</w:t>
+      </w:r>
+    </w:p>
+    <w:p>
+      <w:pPr>
+        <w:tabs>
+          <w:tab w:val="left" w:pos="851"/>
+        </w:tabs>
+        <w:rPr>
+          <w:color w:val="FF0000"/>
+        </w:rPr>
+      </w:pPr>
+      <w:r>
+        <w:rPr>
+          <w:color w:val="FF0000"/>
+          <w:cs/>
+        </w:rPr>
+        <w:t xml:space="preserve">    ก. </w:t>
+      </w:r>
+      <w:r>
+        <w:rPr>
+          <w:color w:val="FF0000"/>
+        </w:rPr>
+        <w:t xml:space="preserve">Windows </w:t>
+      </w:r>
+      <w:r>
+        <w:rPr>
+          <w:color w:val="FF0000"/>
+          <w:cs/>
+        </w:rPr>
+        <w:t>10</w:t>
+      </w:r>
+    </w:p>
+    <w:p>
+      <w:pPr>
+        <w:tabs>
+          <w:tab w:val="left" w:pos="851"/>
+        </w:tabs>
+      </w:pPr>
+      <w:r>
+        <w:rPr>
+          <w:cs/>
+        </w:rPr>
+        <w:t xml:space="preserve">    ข. </w:t>
+      </w:r>
+      <w:r>
+        <w:t>Unix</w:t>
+      </w:r>
+    </w:p>
+    <w:p>
+      <w:pPr>
+        <w:tabs>
+          <w:tab w:val="left" w:pos="851"/>
+        </w:tabs>
+      </w:pPr>
+      <w:r>
+        <w:rPr>
+          <w:cs/>
+        </w:rPr>
+        <w:t xml:space="preserve">    ค. </w:t>
+      </w:r>
+      <w:r>
+        <w:t xml:space="preserve">Windows </w:t>
+      </w:r>
+      <w:r>
+        <w:rPr>
+          <w:cs/>
+        </w:rPr>
+        <w:t>8</w:t>
+      </w:r>
+    </w:p>
+    <w:p>
+      <w:pPr>
+        <w:tabs>
+          <w:tab w:val="left" w:pos="851"/>
+        </w:tabs>
+      </w:pPr>
+      <w:r>
+        <w:rPr>
+          <w:cs/>
+        </w:rPr>
+        <w:t xml:space="preserve">    ง. </w:t>
+      </w:r>
+      <w:r>
+        <w:t>Linux</w:t>
+      </w:r>
+    </w:p>
+    <w:p>
+      <w:pPr>
+        <w:tabs>
+          <w:tab w:val="left" w:pos="851"/>
+        </w:tabs>
+      </w:pPr>
+    </w:p>
+    <w:p>
+      <w:pPr>
+        <w:tabs>
+          <w:tab w:val="left" w:pos="851"/>
+        </w:tabs>
+      </w:pPr>
+      <w:r>
+        <w:rPr>
+          <w:cs/>
+        </w:rPr>
+        <w:t>18. การจัดวางตำแหน่งหน้าต่างโปรแกรมได้หลายรูปแบบตามตาราง (</w:t>
+      </w:r>
+      <w:r>
+        <w:t xml:space="preserve">Snap Layouts) </w:t>
+      </w:r>
+      <w:r>
+        <w:rPr>
+          <w:cs/>
+        </w:rPr>
+        <w:t>เป็นคุณสมบัติเด่นของระบบปฏิบัติการใด</w:t>
+      </w:r>
+      <w:r>
+        <w:t>?</w:t>
+      </w:r>
+    </w:p>
+    <w:p>
+      <w:pPr>
+        <w:tabs>
+          <w:tab w:val="left" w:pos="851"/>
+        </w:tabs>
+        <w:rPr>
+          <w:color w:val="FF0000"/>
+        </w:rPr>
+      </w:pPr>
+      <w:r>
+        <w:rPr>
+          <w:color w:val="FF0000"/>
+          <w:cs/>
+        </w:rPr>
+        <w:lastRenderedPageBreak/>
+        <w:t xml:space="preserve">    ก. </w:t>
+      </w:r>
+      <w:r>
+        <w:rPr>
+          <w:color w:val="FF0000"/>
+        </w:rPr>
+        <w:t xml:space="preserve">Windows </w:t>
+      </w:r>
+      <w:r>
+        <w:rPr>
+          <w:color w:val="FF0000"/>
+          <w:cs/>
+        </w:rPr>
+        <w:t>11</w:t>
+      </w:r>
+    </w:p>
+    <w:p>
+      <w:pPr>
+        <w:tabs>
+          <w:tab w:val="left" w:pos="851"/>
+        </w:tabs>
+      </w:pPr>
+      <w:r>
+        <w:rPr>
+          <w:cs/>
+        </w:rPr>
+        <w:t xml:space="preserve">    ข. </w:t>
+      </w:r>
+      <w:r>
+        <w:t>Linux</w:t>
+      </w:r>
+    </w:p>
+    <w:p>
+      <w:pPr>
+        <w:tabs>
+          <w:tab w:val="left" w:pos="851"/>
+        </w:tabs>
+      </w:pPr>
+      <w:r>
+        <w:rPr>
+          <w:cs/>
+        </w:rPr>
+        <w:t xml:space="preserve">    ค. </w:t>
+      </w:r>
+      <w:r>
+        <w:t xml:space="preserve">Windows </w:t>
+      </w:r>
+      <w:r>
+        <w:rPr>
+          <w:cs/>
+        </w:rPr>
+        <w:t>8</w:t>
+      </w:r>
+    </w:p>
+    <w:p>
+      <w:pPr>
+        <w:tabs>
+          <w:tab w:val="left" w:pos="851"/>
+        </w:tabs>
+      </w:pPr>
+      <w:r>
+        <w:rPr>
+          <w:cs/>
+        </w:rPr>
+        <w:t xml:space="preserve">    ง. </w:t>
+      </w:r>
+      <w:r>
+        <w:t xml:space="preserve">Windows </w:t>
+      </w:r>
+      <w:r>
+        <w:rPr>
+          <w:cs/>
+        </w:rPr>
+        <w:t>10</w:t>
+      </w:r>
+    </w:p>
+    <w:p>
+      <w:pPr>
+        <w:tabs>
+          <w:tab w:val="left" w:pos="851"/>
+        </w:tabs>
+      </w:pPr>
+    </w:p>
+    <w:p>
+      <w:pPr>
+        <w:tabs>
+          <w:tab w:val="left" w:pos="851"/>
+        </w:tabs>
+      </w:pPr>
+      <w:r>
+        <w:rPr>
+          <w:cs/>
+        </w:rPr>
+        <w:t xml:space="preserve">19. เอกลักษณ์ใดที่มองเห็นได้ชัดเจนที่สุดเกี่ยวกับการปรับโฉมหน้าจอของโปรแกรมระบบปฏิบัติการ </w:t>
+      </w:r>
+      <w:r>
+        <w:t xml:space="preserve">Windows </w:t>
+      </w:r>
+      <w:r>
+        <w:rPr>
+          <w:cs/>
+        </w:rPr>
+        <w:t>11</w:t>
+      </w:r>
+      <w:r>
+        <w:t>?</w:t>
+      </w:r>
+    </w:p>
+    <w:p>
+      <w:pPr>
+        <w:tabs>
+          <w:tab w:val="left" w:pos="851"/>
+        </w:tabs>
+        <w:rPr>
+          <w:color w:val="FF0000"/>
+        </w:rPr>
+      </w:pPr>
+      <w:r>
+        <w:rPr>
+          <w:color w:val="FF0000"/>
+          <w:cs/>
+        </w:rPr>
+        <w:t xml:space="preserve">    ก. เมนู </w:t>
+      </w:r>
+      <w:r>
+        <w:rPr>
+          <w:color w:val="FF0000"/>
+        </w:rPr>
+        <w:t xml:space="preserve">Start </w:t>
+      </w:r>
+      <w:r>
+        <w:rPr>
+          <w:color w:val="FF0000"/>
+          <w:cs/>
+        </w:rPr>
+        <w:t xml:space="preserve">อยู่ตรงกลาง </w:t>
+      </w:r>
+      <w:r>
+        <w:rPr>
+          <w:color w:val="FF0000"/>
+        </w:rPr>
+        <w:t>Taskbar</w:t>
+      </w:r>
+    </w:p>
+    <w:p>
+      <w:pPr>
+        <w:tabs>
+          <w:tab w:val="left" w:pos="851"/>
+        </w:tabs>
+      </w:pPr>
+      <w:r>
+        <w:rPr>
+          <w:cs/>
+        </w:rPr>
+        <w:t xml:space="preserve">    ข. มีไอคอนวิดเจ็ตที่ </w:t>
+      </w:r>
+      <w:r>
+        <w:t>Taskbar</w:t>
+      </w:r>
+    </w:p>
+    <w:p>
+      <w:pPr>
+        <w:tabs>
+          <w:tab w:val="left" w:pos="851"/>
+        </w:tabs>
+      </w:pPr>
+      <w:r>
+        <w:rPr>
+          <w:cs/>
+        </w:rPr>
+        <w:t xml:space="preserve">    ค. จัดวางหน้าต่างโปรแกรมได้หลายรูปแบบ</w:t>
+      </w:r>
+    </w:p>
+    <w:p>
+      <w:pPr>
+        <w:tabs>
+          <w:tab w:val="left" w:pos="851"/>
+        </w:tabs>
+      </w:pPr>
+      <w:r>
+        <w:rPr>
+          <w:cs/>
+        </w:rPr>
+        <w:t xml:space="preserve">    ง. แสดงไอคอนโปรแกรมที่เรียกใช้งาน</w:t>
+      </w:r>
+    </w:p>
+    <w:p>
+      <w:pPr>
+        <w:tabs>
+          <w:tab w:val="left" w:pos="851"/>
+        </w:tabs>
+      </w:pPr>
+    </w:p>
+    <w:p>
+      <w:pPr>
+        <w:tabs>
+          <w:tab w:val="left" w:pos="851"/>
+        </w:tabs>
+      </w:pPr>
+      <w:r>
+        <w:rPr>
+          <w:cs/>
+        </w:rPr>
+        <w:t>20. ข้อใดกล่าวไม่ถูกต้องเกี่ยวกับระบบปฏิบัติการบนอุปกรณ์พกพา</w:t>
+      </w:r>
+      <w:r>
+        <w:t>?</w:t>
+      </w:r>
+    </w:p>
+    <w:p>
+      <w:pPr>
+        <w:tabs>
+          <w:tab w:val="left" w:pos="851"/>
+        </w:tabs>
+        <w:rPr>
+          <w:color w:val="FF0000"/>
+        </w:rPr>
+      </w:pPr>
+      <w:r>
+        <w:rPr>
+          <w:color w:val="FF0000"/>
+          <w:cs/>
+        </w:rPr>
+        <w:t xml:space="preserve">    ก. สามารถจัดวางตำแหน่งหน้าต่างโปรแกรมได้อย่างอิสระหลายรูปแบบเหมือนระบบปฏิบัติการบนพีซี</w:t>
+      </w:r>
+    </w:p>
+    <w:p>
+      <w:pPr>
+        <w:tabs>
+          <w:tab w:val="left" w:pos="851"/>
+        </w:tabs>
+      </w:pPr>
+      <w:r>
+        <w:rPr>
+          <w:cs/>
+        </w:rPr>
+        <w:t xml:space="preserve">    ข. </w:t>
+      </w:r>
+      <w:r>
+        <w:t xml:space="preserve">Android </w:t>
+      </w:r>
+      <w:r>
+        <w:rPr>
+          <w:cs/>
+        </w:rPr>
+        <w:t>เป็นระบบปฏิบัติการโอเพนซอร์ส (</w:t>
+      </w:r>
+      <w:r>
+        <w:t>Open Source)</w:t>
+      </w:r>
+    </w:p>
+    <w:p>
+      <w:pPr>
+        <w:tabs>
+          <w:tab w:val="left" w:pos="851"/>
+        </w:tabs>
+      </w:pPr>
+      <w:r>
+        <w:rPr>
+          <w:cs/>
+        </w:rPr>
+        <w:t xml:space="preserve">    ค. แอปพลิเคชันส่วนใหญ่ถูกสร้างขึ้นโดยนักพัฒนาซอฟต์แวร์ภายนอก</w:t>
+      </w:r>
+    </w:p>
+    <w:p>
+      <w:pPr>
+        <w:tabs>
+          <w:tab w:val="left" w:pos="851"/>
+        </w:tabs>
+      </w:pPr>
+      <w:r>
+        <w:rPr>
+          <w:cs/>
+        </w:rPr>
+        <w:t xml:space="preserve">    ง. ระบบปฏิบัติการบนโทรศัพท์มือถือได้รับการออกแบบให้ง่ายต่อการใช้งานผ่านการสัมผัส</w:t>
+      </w:r>
+    </w:p>
+    <w:p>
+      <w:pPr>
+        <w:tabs>
+          <w:tab w:val="left" w:pos="851"/>
+        </w:tabs>
+      </w:pPr>
+    </w:p>
+    <w:p>
+      <w:pPr>
+        <w:tabs>
+          <w:tab w:val="left" w:pos="851"/>
+        </w:tabs>
+      </w:pPr>
+      <w:r>
+        <w:rPr>
+          <w:cs/>
+        </w:rPr>
+        <w:t>21. ระบบการประมวลผลบนกลุ่มเมฆ (</w:t>
+      </w:r>
+      <w:r>
+        <w:t xml:space="preserve">Cloud Computing) </w:t>
       </w:r>
       <w:r>
         <w:rPr>
@@ -851,66 +2452,66 @@
           <w:color w:val="FF0000"/>
           <w:cs/>
         </w:rPr>
-        <w:t xml:space="preserve">    ก. คอยปิดและเปิดเครื่อง และเฝ้าดูจอภาพ</w:t>
-      </w:r>
-    </w:p>
-    <w:p>
-      <w:pPr>
-        <w:tabs>
-          <w:tab w:val="left" w:pos="851"/>
-        </w:tabs>
-      </w:pPr>
-      <w:r>
-        <w:rPr>
-          <w:cs/>
-        </w:rPr>
-        <w:t xml:space="preserve">    ข. ประชาสัมพันธ์ทางด้านคอมพิวเตอร์</w:t>
-      </w:r>
-    </w:p>
-    <w:p>
-      <w:pPr>
-        <w:tabs>
-          <w:tab w:val="left" w:pos="851"/>
-        </w:tabs>
-      </w:pPr>
-      <w:r>
-        <w:rPr>
-          <w:cs/>
-        </w:rPr>
-        <w:t xml:space="preserve">    ค. เขียนโปรแกรมเบื้องต้น</w:t>
-      </w:r>
-    </w:p>
-    <w:p>
-      <w:pPr>
-        <w:tabs>
-          <w:tab w:val="left" w:pos="851"/>
-        </w:tabs>
-      </w:pPr>
-      <w:r>
-        <w:rPr>
-          <w:cs/>
-        </w:rPr>
-        <w:t xml:space="preserve">    ง. ประกาศข้อมูลทางด้านคอมพิวเตอร์</w:t>
-      </w:r>
-    </w:p>
-    <w:p>
-      <w:pPr>
-        <w:tabs>
-          <w:tab w:val="left" w:pos="851"/>
-        </w:tabs>
-      </w:pPr>
-    </w:p>
-    <w:p>
-      <w:pPr>
-        <w:tabs>
-          <w:tab w:val="left" w:pos="851"/>
-        </w:tabs>
-      </w:pPr>
-      <w:r>
-        <w:rPr>
-          <w:cs/>
-        </w:rPr>
-        <w:t>4. ข้อใดไม่ใช่หน่วยหลักของฮาร์ดแวร์</w:t>
+        <w:t xml:space="preserve">    ก. ระบบการจัดสรรและเข้าใช้บริการทรัพยากรคอมพิวเตอร์ผ่านเครือข่ายอินเทอร์เน็ต</w:t>
+      </w:r>
+    </w:p>
+    <w:p>
+      <w:pPr>
+        <w:tabs>
+          <w:tab w:val="left" w:pos="851"/>
+        </w:tabs>
+      </w:pPr>
+      <w:r>
+        <w:rPr>
+          <w:cs/>
+        </w:rPr>
+        <w:t xml:space="preserve">    ข. ระบบบริการออนไลน์แบบปิดที่ต้องเสียค่าใช้จ่ายสูงเสมอ</w:t>
+      </w:r>
+    </w:p>
+    <w:p>
+      <w:pPr>
+        <w:tabs>
+          <w:tab w:val="left" w:pos="851"/>
+        </w:tabs>
+      </w:pPr>
+      <w:r>
+        <w:rPr>
+          <w:cs/>
+        </w:rPr>
+        <w:t xml:space="preserve">    ค. ระบบที่ผู้ใช้ต้องรับผิดชอบดูแลทรัพยากรทางฮาร์ดแวร์เองทั้งหมดร่วมกัน</w:t>
+      </w:r>
+    </w:p>
+    <w:p>
+      <w:pPr>
+        <w:tabs>
+          <w:tab w:val="left" w:pos="851"/>
+        </w:tabs>
+      </w:pPr>
+      <w:r>
+        <w:rPr>
+          <w:cs/>
+        </w:rPr>
+        <w:t xml:space="preserve">    ง. ระบบที่สามารถเข้าถึงข้อมูลได้ด้วยอุปกรณ์ชนิดเดียวที่ลงทะเบียนไว้เท่านั้น</w:t>
+      </w:r>
+    </w:p>
+    <w:p>
+      <w:pPr>
+        <w:tabs>
+          <w:tab w:val="left" w:pos="851"/>
+        </w:tabs>
+      </w:pPr>
+    </w:p>
+    <w:p>
+      <w:pPr>
+        <w:tabs>
+          <w:tab w:val="left" w:pos="851"/>
+        </w:tabs>
+      </w:pPr>
+      <w:r>
+        <w:rPr>
+          <w:cs/>
+        </w:rPr>
+        <w:t>22. หลักการทำงานของระบบการประมวลผลบนกลุ่มเมฆแบ่งโครงสร้างการทำงานออกเป็นกี่ส่วนหลัก</w:t>
       </w:r>
       <w:r>
         <w:t>?</w:t>
@@ -930,66 +2531,78 @@
           <w:color w:val="FF0000"/>
           <w:cs/>
         </w:rPr>
-        <w:t xml:space="preserve">    ก. หน่วยความจำสำรอง</w:t>
-      </w:r>
-    </w:p>
-    <w:p>
-      <w:pPr>
-        <w:tabs>
-          <w:tab w:val="left" w:pos="851"/>
-        </w:tabs>
-      </w:pPr>
-      <w:r>
-        <w:rPr>
-          <w:cs/>
-        </w:rPr>
-        <w:t xml:space="preserve">    ข. หน่วยประมวลผล</w:t>
-      </w:r>
-    </w:p>
-    <w:p>
-      <w:pPr>
-        <w:tabs>
-          <w:tab w:val="left" w:pos="851"/>
-        </w:tabs>
-      </w:pPr>
-      <w:r>
-        <w:rPr>
-          <w:cs/>
-        </w:rPr>
-        <w:t xml:space="preserve">    ค. หน่วยรับข้อมูล</w:t>
-      </w:r>
-    </w:p>
-    <w:p>
-      <w:pPr>
-        <w:tabs>
-          <w:tab w:val="left" w:pos="851"/>
-        </w:tabs>
-      </w:pPr>
-      <w:r>
-        <w:rPr>
-          <w:cs/>
-        </w:rPr>
-        <w:t xml:space="preserve">    ง. หน่วยแสดงผลข้อมูล</w:t>
-      </w:r>
-    </w:p>
-    <w:p>
-      <w:pPr>
-        <w:tabs>
-          <w:tab w:val="left" w:pos="851"/>
-        </w:tabs>
-      </w:pPr>
-    </w:p>
-    <w:p>
-      <w:pPr>
-        <w:tabs>
-          <w:tab w:val="left" w:pos="851"/>
-        </w:tabs>
-      </w:pPr>
-      <w:r>
-        <w:rPr>
-          <w:cs/>
-        </w:rPr>
-        <w:t>5. นักวิเคราะห์และออกแบบระบบทำหน้าที่ศึกษาและรวบรวมความต้องการของผู้ใช้ระบบ และทำหน้าที่เป็นสื่อกลางระหว่างผู้ใช้ระบบ มีความหมายตรงกับข้อใด</w:t>
+        <w:t xml:space="preserve">    ก. 2 ส่วน (</w:t>
+      </w:r>
+      <w:r>
+        <w:rPr>
+          <w:color w:val="FF0000"/>
+        </w:rPr>
+        <w:t xml:space="preserve">Front-end </w:t>
+      </w:r>
+      <w:r>
+        <w:rPr>
+          <w:color w:val="FF0000"/>
+          <w:cs/>
+        </w:rPr>
+        <w:t xml:space="preserve">และ </w:t>
+      </w:r>
+      <w:r>
+        <w:rPr>
+          <w:color w:val="FF0000"/>
+        </w:rPr>
+        <w:t>Back-end)</w:t>
+      </w:r>
+    </w:p>
+    <w:p>
+      <w:pPr>
+        <w:tabs>
+          <w:tab w:val="left" w:pos="851"/>
+        </w:tabs>
+      </w:pPr>
+      <w:r>
+        <w:rPr>
+          <w:cs/>
+        </w:rPr>
+        <w:t xml:space="preserve">    ข. 4 ส่วน</w:t>
+      </w:r>
+    </w:p>
+    <w:p>
+      <w:pPr>
+        <w:tabs>
+          <w:tab w:val="left" w:pos="851"/>
+        </w:tabs>
+      </w:pPr>
+      <w:r>
+        <w:rPr>
+          <w:cs/>
+        </w:rPr>
+        <w:t xml:space="preserve">    ค. 5 ส่วน</w:t>
+      </w:r>
+    </w:p>
+    <w:p>
+      <w:pPr>
+        <w:tabs>
+          <w:tab w:val="left" w:pos="851"/>
+        </w:tabs>
+      </w:pPr>
+      <w:r>
+        <w:rPr>
+          <w:cs/>
+        </w:rPr>
+        <w:t xml:space="preserve">    ง. 3 ส่วน</w:t>
+      </w:r>
+    </w:p>
+    <w:p>
+      <w:pPr>
+        <w:tabs>
+          <w:tab w:val="left" w:pos="851"/>
+        </w:tabs>
+      </w:pPr>
+      <w:r>
+        <w:rPr>
+          <w:cs/>
+        </w:rPr>
+        <w:t>23. ข้อใดไม่ใช่ส่วนประกอบในโครงสร้างสถาปัตยกรรมของระบบการประมวลผลบนกลุ่มเมฆ</w:t>
       </w:r>
       <w:r>
         <w:t>?</w:t>
@@ -1015,23 +2628,24 @@
         <w:rPr>
           <w:color w:val="FF0000"/>
         </w:rPr>
-        <w:t>System Analyst and Designer</w:t>
-      </w:r>
-    </w:p>
-    <w:p>
-      <w:pPr>
-        <w:tabs>
-          <w:tab w:val="left" w:pos="851"/>
-        </w:tabs>
-      </w:pPr>
-      <w:r>
-        <w:rPr>
-          <w:cs/>
-        </w:rPr>
+        <w:t>Switch</w:t>
+      </w:r>
+    </w:p>
+    <w:p>
+      <w:pPr>
+        <w:tabs>
+          <w:tab w:val="left" w:pos="851"/>
+        </w:tabs>
+      </w:pPr>
+      <w:r>
+        <w:rPr>
+          <w:cs/>
+        </w:rPr>
+        <w:lastRenderedPageBreak/>
         <w:t xml:space="preserve">    ข. </w:t>
       </w:r>
       <w:r>
-        <w:t>Operator</w:t>
+        <w:t>Security</w:t>
       </w:r>
     </w:p>
     <w:p>
@@ -1047,7 +2661,7 @@
         <w:t xml:space="preserve">    ค. </w:t>
       </w:r>
       <w:r>
-        <w:t>Programmer</w:t>
+        <w:t>Storage</w:t>
       </w:r>
     </w:p>
     <w:p>
@@ -1063,27 +2677,36 @@
         <w:t xml:space="preserve">    ง. </w:t>
       </w:r>
       <w:r>
-        <w:t>User</w:t>
-      </w:r>
-    </w:p>
-    <w:p>
-      <w:pPr>
-        <w:tabs>
-          <w:tab w:val="left" w:pos="851"/>
-        </w:tabs>
-      </w:pPr>
-    </w:p>
-    <w:p>
-      <w:pPr>
-        <w:tabs>
-          <w:tab w:val="left" w:pos="851"/>
-        </w:tabs>
-      </w:pPr>
-      <w:r>
-        <w:rPr>
-          <w:cs/>
-        </w:rPr>
-        <w:t>6. ข้อใดเป็นหน้าที่ของโปรแกรมระบบปฏิบัติการที่ถูกต้อง</w:t>
+        <w:t>Service</w:t>
+      </w:r>
+    </w:p>
+    <w:p>
+      <w:pPr>
+        <w:tabs>
+          <w:tab w:val="left" w:pos="851"/>
+        </w:tabs>
+      </w:pPr>
+    </w:p>
+    <w:p>
+      <w:pPr>
+        <w:tabs>
+          <w:tab w:val="left" w:pos="851"/>
+        </w:tabs>
+      </w:pPr>
+      <w:r>
+        <w:rPr>
+          <w:cs/>
+        </w:rPr>
+        <w:t>24. ส่วนติดต่อกับผู้ใช้งาน (</w:t>
+      </w:r>
+      <w:r>
+        <w:t xml:space="preserve">User Interface) </w:t>
+      </w:r>
+      <w:r>
+        <w:rPr>
+          <w:cs/>
+        </w:rPr>
+        <w:t>และโปรแกรมประยุกต์ต่าง ๆ อยู่ในส่วนประกอบใดในโครงสร้างของระบบการประมวลผลบนกลุ่มเมฆ</w:t>
       </w:r>
       <w:r>
         <w:t>?</w:t>
@@ -1103,2109 +2726,419 @@
           <w:color w:val="FF0000"/>
           <w:cs/>
         </w:rPr>
-        <w:t xml:space="preserve">    ก. เป็นสื่อกลางระหว่างฮาร์ดแวร์กับบุคลากร (ผู้ใช้)</w:t>
-      </w:r>
-    </w:p>
-    <w:p>
-      <w:pPr>
-        <w:tabs>
-          <w:tab w:val="left" w:pos="851"/>
-        </w:tabs>
-      </w:pPr>
-      <w:r>
-        <w:rPr>
-          <w:cs/>
-        </w:rPr>
-        <w:t xml:space="preserve">    ข. ควบคุมอุปกรณ์ทั้งหมด</w:t>
-      </w:r>
-    </w:p>
-    <w:p>
-      <w:pPr>
-        <w:tabs>
-          <w:tab w:val="left" w:pos="851"/>
-        </w:tabs>
-      </w:pPr>
-      <w:r>
-        <w:rPr>
-          <w:cs/>
-        </w:rPr>
-        <w:t xml:space="preserve">    ค. ควบคุมการใช้งานโปรแกรม</w:t>
-      </w:r>
-    </w:p>
-    <w:p>
-      <w:pPr>
-        <w:tabs>
-          <w:tab w:val="left" w:pos="851"/>
-        </w:tabs>
-      </w:pPr>
-      <w:r>
-        <w:rPr>
-          <w:cs/>
-        </w:rPr>
-        <w:t xml:space="preserve">    ง. ควบคุมการคำนวณ</w:t>
-      </w:r>
-    </w:p>
-    <w:p>
-      <w:pPr>
-        <w:tabs>
-          <w:tab w:val="left" w:pos="851"/>
-        </w:tabs>
-      </w:pPr>
-    </w:p>
-    <w:p>
-      <w:pPr>
-        <w:tabs>
-          <w:tab w:val="left" w:pos="851"/>
-        </w:tabs>
-      </w:pPr>
-      <w:r>
-        <w:rPr>
-          <w:cs/>
-        </w:rPr>
-        <w:t>7. ข้อใดถูกต้องที่สุดเกี่ยวกับตัวแปลภาษาแบบคอมไพเลอร์ (</w:t>
-      </w:r>
-      <w:r>
-        <w:t xml:space="preserve">Compiler) </w:t>
-      </w:r>
-      <w:r>
-        <w:rPr>
-          <w:cs/>
-        </w:rPr>
-        <w:t>และอินเตอร์พรีเตอร์ (</w:t>
-      </w:r>
-      <w:r>
-        <w:t>Interpreter)?</w:t>
-      </w:r>
-    </w:p>
-    <w:p>
-      <w:pPr>
-        <w:tabs>
-          <w:tab w:val="left" w:pos="851"/>
-        </w:tabs>
-        <w:rPr>
-          <w:color w:val="FF0000"/>
-        </w:rPr>
-      </w:pPr>
-      <w:r>
-        <w:rPr>
-          <w:color w:val="FF0000"/>
-          <w:cs/>
-        </w:rPr>
-        <w:t xml:space="preserve">    ก. คอมไพเลอร์แปลทั้งโปรแกรม ส่วนอินเตอร์พรีเตอร์แปลทีละบรรทัด</w:t>
-      </w:r>
-    </w:p>
-    <w:p>
-      <w:pPr>
-        <w:tabs>
-          <w:tab w:val="left" w:pos="851"/>
-        </w:tabs>
-      </w:pPr>
-      <w:r>
-        <w:rPr>
-          <w:cs/>
-        </w:rPr>
-        <w:t xml:space="preserve">    ข. คอมไพเลอร์แปลทีละบรรทัด ส่วนอินเตอร์พรีเตอร์แปลทั้งโปรแกรม</w:t>
-      </w:r>
-    </w:p>
-    <w:p>
-      <w:pPr>
-        <w:tabs>
-          <w:tab w:val="left" w:pos="851"/>
-        </w:tabs>
-      </w:pPr>
-      <w:r>
-        <w:rPr>
-          <w:cs/>
-        </w:rPr>
-        <w:t xml:space="preserve">    ค. แปลโปรแกรมทีละคำสั่งเหมือนกัน</w:t>
-      </w:r>
-    </w:p>
-    <w:p>
-      <w:pPr>
-        <w:tabs>
-          <w:tab w:val="left" w:pos="851"/>
-        </w:tabs>
-      </w:pPr>
-      <w:r>
-        <w:rPr>
-          <w:cs/>
-        </w:rPr>
-        <w:t xml:space="preserve">    ง. อินเตอร์พรีเตอร์แปลทั้งโปรแกรมเหมือนคอมไพเลอร์</w:t>
-      </w:r>
-    </w:p>
-    <w:p>
-      <w:pPr>
-        <w:tabs>
-          <w:tab w:val="left" w:pos="851"/>
-        </w:tabs>
-      </w:pPr>
-    </w:p>
-    <w:p>
-      <w:pPr>
-        <w:tabs>
-          <w:tab w:val="left" w:pos="851"/>
-        </w:tabs>
-      </w:pPr>
-      <w:r>
-        <w:rPr>
+        <w:t xml:space="preserve">    ก. </w:t>
+      </w:r>
+      <w:r>
+        <w:rPr>
+          <w:color w:val="FF0000"/>
+        </w:rPr>
+        <w:t>Application</w:t>
+      </w:r>
+    </w:p>
+    <w:p>
+      <w:pPr>
+        <w:tabs>
+          <w:tab w:val="left" w:pos="851"/>
+        </w:tabs>
+      </w:pPr>
+      <w:r>
+        <w:rPr>
+          <w:cs/>
+        </w:rPr>
+        <w:t xml:space="preserve">    ข. </w:t>
+      </w:r>
+      <w:r>
+        <w:t>Management</w:t>
+      </w:r>
+    </w:p>
+    <w:p>
+      <w:pPr>
+        <w:tabs>
+          <w:tab w:val="left" w:pos="851"/>
+        </w:tabs>
+      </w:pPr>
+      <w:r>
+        <w:rPr>
+          <w:cs/>
+        </w:rPr>
+        <w:t xml:space="preserve">    ค. </w:t>
+      </w:r>
+      <w:r>
+        <w:t>Runtime Cloud</w:t>
+      </w:r>
+    </w:p>
+    <w:p>
+      <w:pPr>
+        <w:tabs>
+          <w:tab w:val="left" w:pos="851"/>
+        </w:tabs>
+      </w:pPr>
+      <w:r>
+        <w:rPr>
+          <w:cs/>
+        </w:rPr>
+        <w:t xml:space="preserve">    ง. </w:t>
+      </w:r>
+      <w:r>
+        <w:t>Service</w:t>
+      </w:r>
+    </w:p>
+    <w:p>
+      <w:pPr>
+        <w:tabs>
+          <w:tab w:val="left" w:pos="851"/>
+        </w:tabs>
+      </w:pPr>
+    </w:p>
+    <w:p>
+      <w:pPr>
+        <w:tabs>
+          <w:tab w:val="left" w:pos="851"/>
+        </w:tabs>
+      </w:pPr>
+      <w:r>
+        <w:rPr>
+          <w:cs/>
+        </w:rPr>
+        <w:t xml:space="preserve">25. </w:t>
+      </w:r>
+      <w:r>
+        <w:t xml:space="preserve">Google Docs </w:t>
+      </w:r>
+      <w:r>
+        <w:rPr>
+          <w:cs/>
+        </w:rPr>
+        <w:t>จัดเป็นบริการคลาวด์ในรูปแบบการใช้งาน (</w:t>
+      </w:r>
+      <w:r>
+        <w:t xml:space="preserve">Cloud Deployment Model) </w:t>
+      </w:r>
+      <w:r>
+        <w:rPr>
+          <w:cs/>
+        </w:rPr>
+        <w:t>แบบใด</w:t>
+      </w:r>
+      <w:r>
+        <w:t>?</w:t>
+      </w:r>
+    </w:p>
+    <w:p>
+      <w:pPr>
+        <w:tabs>
+          <w:tab w:val="left" w:pos="851"/>
+        </w:tabs>
+        <w:rPr>
+          <w:color w:val="FF0000"/>
+        </w:rPr>
+      </w:pPr>
+      <w:r>
+        <w:rPr>
+          <w:color w:val="FF0000"/>
+          <w:cs/>
+        </w:rPr>
+        <w:t xml:space="preserve">    ก. </w:t>
+      </w:r>
+      <w:r>
+        <w:rPr>
+          <w:color w:val="FF0000"/>
+        </w:rPr>
+        <w:t>Public Cloud</w:t>
+      </w:r>
+    </w:p>
+    <w:p>
+      <w:pPr>
+        <w:tabs>
+          <w:tab w:val="left" w:pos="851"/>
+        </w:tabs>
+      </w:pPr>
+      <w:r>
+        <w:rPr>
+          <w:cs/>
+        </w:rPr>
+        <w:t xml:space="preserve">    ข. </w:t>
+      </w:r>
+      <w:r>
+        <w:t>Community Cloud</w:t>
+      </w:r>
+    </w:p>
+    <w:p>
+      <w:pPr>
+        <w:tabs>
+          <w:tab w:val="left" w:pos="851"/>
+        </w:tabs>
+      </w:pPr>
+      <w:r>
+        <w:rPr>
+          <w:cs/>
+        </w:rPr>
+        <w:t xml:space="preserve">    ค. </w:t>
+      </w:r>
+      <w:r>
+        <w:t>Hybrid Cloud</w:t>
+      </w:r>
+    </w:p>
+    <w:p>
+      <w:pPr>
+        <w:tabs>
+          <w:tab w:val="left" w:pos="851"/>
+        </w:tabs>
+      </w:pPr>
+      <w:r>
+        <w:rPr>
+          <w:cs/>
+        </w:rPr>
+        <w:t xml:space="preserve">    ง. </w:t>
+      </w:r>
+      <w:r>
+        <w:t>Private Cloud</w:t>
+      </w:r>
+    </w:p>
+    <w:p>
+      <w:pPr>
+        <w:tabs>
+          <w:tab w:val="left" w:pos="851"/>
+        </w:tabs>
+      </w:pPr>
+    </w:p>
+    <w:p>
+      <w:pPr>
+        <w:tabs>
+          <w:tab w:val="left" w:pos="851"/>
+        </w:tabs>
+      </w:pPr>
+      <w:r>
+        <w:rPr>
+          <w:cs/>
+        </w:rPr>
+        <w:t>26. รูปแบบการผสมผสานโครงสร้างพื้นฐานของระบบการประมวลผลบนกลุ่มเมฆตั้งแต่ 2 ประเภทขึ้นไป (เช่น ส่วนตัวและสาธารณะ) เรียกว่าอะไร</w:t>
+      </w:r>
+      <w:r>
+        <w:t>?</w:t>
+      </w:r>
+    </w:p>
+    <w:p>
+      <w:pPr>
+        <w:tabs>
+          <w:tab w:val="left" w:pos="851"/>
+        </w:tabs>
+        <w:rPr>
+          <w:color w:val="FF0000"/>
+        </w:rPr>
+      </w:pPr>
+      <w:r>
+        <w:rPr>
+          <w:color w:val="FF0000"/>
+          <w:cs/>
+        </w:rPr>
+        <w:t xml:space="preserve">    ก. </w:t>
+      </w:r>
+      <w:r>
+        <w:rPr>
+          <w:color w:val="FF0000"/>
+        </w:rPr>
+        <w:t>Hybrid Cloud</w:t>
+      </w:r>
+    </w:p>
+    <w:p>
+      <w:pPr>
+        <w:tabs>
+          <w:tab w:val="left" w:pos="851"/>
+        </w:tabs>
+      </w:pPr>
+      <w:r>
+        <w:rPr>
+          <w:cs/>
+        </w:rPr>
+        <w:t xml:space="preserve">    ข. </w:t>
+      </w:r>
+      <w:r>
+        <w:t>Public Cloud</w:t>
+      </w:r>
+    </w:p>
+    <w:p>
+      <w:pPr>
+        <w:tabs>
+          <w:tab w:val="left" w:pos="851"/>
+        </w:tabs>
+      </w:pPr>
+      <w:r>
+        <w:rPr>
+          <w:cs/>
+        </w:rPr>
+        <w:t xml:space="preserve">    ค. </w:t>
+      </w:r>
+      <w:r>
+        <w:t>Community Cloud</w:t>
+      </w:r>
+    </w:p>
+    <w:p>
+      <w:pPr>
+        <w:tabs>
+          <w:tab w:val="left" w:pos="851"/>
+        </w:tabs>
+      </w:pPr>
+      <w:r>
+        <w:rPr>
+          <w:cs/>
+        </w:rPr>
+        <w:t xml:space="preserve">    ง. </w:t>
+      </w:r>
+      <w:r>
+        <w:t>Private Cloud</w:t>
+      </w:r>
+    </w:p>
+    <w:p>
+      <w:pPr>
+        <w:tabs>
+          <w:tab w:val="left" w:pos="851"/>
+        </w:tabs>
+      </w:pPr>
+    </w:p>
+    <w:p>
+      <w:pPr>
+        <w:tabs>
+          <w:tab w:val="left" w:pos="851"/>
+        </w:tabs>
+      </w:pPr>
+      <w:r>
+        <w:rPr>
+          <w:cs/>
+        </w:rPr>
+        <w:t>27. ข้อใดไม่ใช่ประเภทบริการหลัก (</w:t>
+      </w:r>
+      <w:r>
+        <w:t xml:space="preserve">Service Models) </w:t>
+      </w:r>
+      <w:r>
+        <w:rPr>
+          <w:cs/>
+        </w:rPr>
+        <w:t>บนระบบการประมวลผลบนกลุ่มเมฆตามมาตรฐานทั่วไป</w:t>
+      </w:r>
+      <w:r>
+        <w:t>?</w:t>
+      </w:r>
+    </w:p>
+    <w:p>
+      <w:pPr>
+        <w:tabs>
+          <w:tab w:val="left" w:pos="851"/>
+        </w:tabs>
+        <w:rPr>
+          <w:color w:val="FF0000"/>
+        </w:rPr>
+      </w:pPr>
+      <w:r>
+        <w:rPr>
+          <w:color w:val="FF0000"/>
+          <w:cs/>
+        </w:rPr>
+        <w:t xml:space="preserve">    ก. </w:t>
+      </w:r>
+      <w:r>
+        <w:rPr>
+          <w:color w:val="FF0000"/>
+        </w:rPr>
+        <w:t>CaaS</w:t>
+      </w:r>
+    </w:p>
+    <w:p>
+      <w:pPr>
+        <w:tabs>
+          <w:tab w:val="left" w:pos="851"/>
+        </w:tabs>
+      </w:pPr>
+      <w:r>
+        <w:rPr>
+          <w:cs/>
+        </w:rPr>
+        <w:t xml:space="preserve">    ข. </w:t>
+      </w:r>
+      <w:r>
+        <w:t>IaaS</w:t>
+      </w:r>
+    </w:p>
+    <w:p>
+      <w:pPr>
+        <w:tabs>
+          <w:tab w:val="left" w:pos="851"/>
+        </w:tabs>
+      </w:pPr>
+      <w:r>
+        <w:rPr>
+          <w:cs/>
+        </w:rPr>
+        <w:t xml:space="preserve">    ค. </w:t>
+      </w:r>
+      <w:r>
+        <w:t>PaaS</w:t>
+      </w:r>
+    </w:p>
+    <w:p>
+      <w:pPr>
+        <w:tabs>
+          <w:tab w:val="left" w:pos="851"/>
+        </w:tabs>
+      </w:pPr>
+      <w:r>
+        <w:rPr>
+          <w:cs/>
+        </w:rPr>
+        <w:t xml:space="preserve">    ง. </w:t>
+      </w:r>
+      <w:r>
+        <w:t>SaaS</w:t>
+      </w:r>
+    </w:p>
+    <w:p>
+      <w:pPr>
+        <w:tabs>
+          <w:tab w:val="left" w:pos="851"/>
+        </w:tabs>
+      </w:pPr>
+    </w:p>
+    <w:p>
+      <w:pPr>
+        <w:tabs>
+          <w:tab w:val="left" w:pos="851"/>
+        </w:tabs>
+      </w:pPr>
+      <w:r>
+        <w:rPr>
+          <w:cs/>
+        </w:rPr>
+        <w:t>28. ข้อใดอธิบายความหมายหลักของกูเกิลไดรฟ์ (</w:t>
+      </w:r>
+      <w:r>
+        <w:t xml:space="preserve">Google Drive) </w:t>
+      </w:r>
+      <w:r>
+        <w:rPr>
+          <w:cs/>
+        </w:rPr>
+        <w:t>ได้ถูกต้องที่สุด</w:t>
+      </w:r>
+      <w:r>
+        <w:t>?</w:t>
+      </w:r>
+    </w:p>
+    <w:p>
+      <w:pPr>
+        <w:tabs>
+          <w:tab w:val="left" w:pos="851"/>
+        </w:tabs>
+        <w:rPr>
+          <w:color w:val="FF0000"/>
+        </w:rPr>
+      </w:pPr>
+      <w:r>
+        <w:rPr>
+          <w:color w:val="FF0000"/>
           <w:cs/>
         </w:rPr>
         <w:lastRenderedPageBreak/>
-        <w:t>8. ข้อใดไม่ใช่หน่วยเก็บข้อมูลสำรอง</w:t>
-      </w:r>
-      <w:r>
-        <w:t>?</w:t>
-      </w:r>
-    </w:p>
-    <w:p>
-      <w:pPr>
-        <w:tabs>
-          <w:tab w:val="left" w:pos="851"/>
-        </w:tabs>
-        <w:rPr>
-          <w:color w:val="FF0000"/>
-        </w:rPr>
-      </w:pPr>
-      <w:r>
-        <w:rPr>
-          <w:color w:val="FF0000"/>
-          <w:cs/>
-        </w:rPr>
-        <w:t xml:space="preserve">    ก. </w:t>
-      </w:r>
-      <w:r>
-        <w:rPr>
-          <w:color w:val="FF0000"/>
-        </w:rPr>
-        <w:t>ROM</w:t>
-      </w:r>
-    </w:p>
-    <w:p>
-      <w:pPr>
-        <w:tabs>
-          <w:tab w:val="left" w:pos="851"/>
-        </w:tabs>
-      </w:pPr>
-      <w:r>
-        <w:rPr>
-          <w:cs/>
-        </w:rPr>
-        <w:t xml:space="preserve">    ข. </w:t>
-      </w:r>
-      <w:r>
-        <w:t>Hard Disk</w:t>
-      </w:r>
-    </w:p>
-    <w:p>
-      <w:pPr>
-        <w:tabs>
-          <w:tab w:val="left" w:pos="851"/>
-        </w:tabs>
-      </w:pPr>
-      <w:r>
-        <w:rPr>
-          <w:cs/>
-        </w:rPr>
-        <w:t xml:space="preserve">    ค. </w:t>
-      </w:r>
-      <w:r>
-        <w:t>CD-ROM</w:t>
-      </w:r>
-    </w:p>
-    <w:p>
-      <w:pPr>
-        <w:tabs>
-          <w:tab w:val="left" w:pos="851"/>
-        </w:tabs>
-      </w:pPr>
-      <w:r>
-        <w:rPr>
-          <w:cs/>
-        </w:rPr>
-        <w:t xml:space="preserve">    ง. </w:t>
-      </w:r>
-      <w:r>
-        <w:t>Flash Drive</w:t>
-      </w:r>
-    </w:p>
-    <w:p>
-      <w:pPr>
-        <w:tabs>
-          <w:tab w:val="left" w:pos="851"/>
-        </w:tabs>
-      </w:pPr>
-    </w:p>
-    <w:p>
-      <w:pPr>
-        <w:tabs>
-          <w:tab w:val="left" w:pos="851"/>
-        </w:tabs>
-      </w:pPr>
-      <w:r>
-        <w:rPr>
-          <w:cs/>
-        </w:rPr>
-        <w:t>9. ซอฟต์แวร์สำหรับงานเฉพาะด้านคือข้อใด</w:t>
-      </w:r>
-      <w:r>
-        <w:t>?</w:t>
-      </w:r>
-    </w:p>
-    <w:p>
-      <w:pPr>
-        <w:tabs>
-          <w:tab w:val="left" w:pos="851"/>
-        </w:tabs>
-        <w:rPr>
-          <w:color w:val="FF0000"/>
-        </w:rPr>
-      </w:pPr>
-      <w:r>
-        <w:rPr>
-          <w:color w:val="FF0000"/>
-          <w:cs/>
-        </w:rPr>
-        <w:t xml:space="preserve">    ก. โปรแกรมระบบสินค้าคงคลัง</w:t>
-      </w:r>
-    </w:p>
-    <w:p>
-      <w:pPr>
-        <w:tabs>
-          <w:tab w:val="left" w:pos="851"/>
-        </w:tabs>
-      </w:pPr>
-      <w:r>
-        <w:rPr>
-          <w:cs/>
-        </w:rPr>
-        <w:t xml:space="preserve">    ข. </w:t>
-      </w:r>
-      <w:r>
-        <w:t xml:space="preserve">Windows </w:t>
-      </w:r>
-      <w:r>
-        <w:rPr>
-          <w:cs/>
-        </w:rPr>
-        <w:t>10</w:t>
-      </w:r>
-    </w:p>
-    <w:p>
-      <w:pPr>
-        <w:tabs>
-          <w:tab w:val="left" w:pos="851"/>
-        </w:tabs>
-      </w:pPr>
-      <w:r>
-        <w:rPr>
-          <w:cs/>
-        </w:rPr>
-        <w:t xml:space="preserve">    ค. โปรแกรม </w:t>
-      </w:r>
-      <w:r>
-        <w:t>Photoshop CS</w:t>
-      </w:r>
-    </w:p>
-    <w:p>
-      <w:pPr>
-        <w:tabs>
-          <w:tab w:val="left" w:pos="851"/>
-        </w:tabs>
-      </w:pPr>
-      <w:r>
-        <w:rPr>
-          <w:cs/>
-        </w:rPr>
-        <w:t xml:space="preserve">    ง. </w:t>
-      </w:r>
-      <w:r>
-        <w:t>Microsoft Office</w:t>
-      </w:r>
-    </w:p>
-    <w:p>
-      <w:pPr>
-        <w:tabs>
-          <w:tab w:val="left" w:pos="851"/>
-        </w:tabs>
-      </w:pPr>
-    </w:p>
-    <w:p>
-      <w:pPr>
-        <w:tabs>
-          <w:tab w:val="left" w:pos="851"/>
-        </w:tabs>
-      </w:pPr>
-      <w:r>
-        <w:rPr>
-          <w:cs/>
-        </w:rPr>
-        <w:t>10. เครื่องพิมพ์จัดเป็นอุปกรณ์ตามข้อใด</w:t>
-      </w:r>
-      <w:r>
-        <w:t>?</w:t>
-      </w:r>
-    </w:p>
-    <w:p>
-      <w:pPr>
-        <w:tabs>
-          <w:tab w:val="left" w:pos="851"/>
-        </w:tabs>
-        <w:rPr>
-          <w:color w:val="FF0000"/>
-        </w:rPr>
-      </w:pPr>
-      <w:r>
-        <w:rPr>
-          <w:color w:val="FF0000"/>
-          <w:cs/>
-        </w:rPr>
-        <w:t xml:space="preserve">    ก. แสดงผลข้อมูล</w:t>
-      </w:r>
-    </w:p>
-    <w:p>
-      <w:pPr>
-        <w:tabs>
-          <w:tab w:val="left" w:pos="851"/>
-        </w:tabs>
-      </w:pPr>
-      <w:r>
-        <w:rPr>
-          <w:cs/>
-        </w:rPr>
-        <w:t xml:space="preserve">    ข. นำเข้าข้อมูล</w:t>
-      </w:r>
-    </w:p>
-    <w:p>
-      <w:pPr>
-        <w:tabs>
-          <w:tab w:val="left" w:pos="851"/>
-        </w:tabs>
-      </w:pPr>
-      <w:r>
-        <w:rPr>
-          <w:cs/>
-        </w:rPr>
-        <w:t xml:space="preserve">    ค. สำรองข้อมูล</w:t>
-      </w:r>
-    </w:p>
-    <w:p>
-      <w:pPr>
-        <w:tabs>
-          <w:tab w:val="left" w:pos="851"/>
-        </w:tabs>
-      </w:pPr>
-      <w:r>
-        <w:rPr>
-          <w:cs/>
-        </w:rPr>
-        <w:t xml:space="preserve">    ง. ประมวลข้อมูล</w:t>
-      </w:r>
-    </w:p>
-    <w:p>
-      <w:pPr>
-        <w:tabs>
-          <w:tab w:val="left" w:pos="851"/>
-        </w:tabs>
-      </w:pPr>
-    </w:p>
-    <w:p>
-      <w:pPr>
-        <w:tabs>
-          <w:tab w:val="left" w:pos="851"/>
-        </w:tabs>
-      </w:pPr>
-      <w:r>
-        <w:rPr>
-          <w:cs/>
-        </w:rPr>
-        <w:t xml:space="preserve">11. </w:t>
-      </w:r>
-      <w:r>
-        <w:t xml:space="preserve">Copilot </w:t>
-      </w:r>
-      <w:r>
-        <w:rPr>
-          <w:cs/>
-        </w:rPr>
-        <w:t xml:space="preserve">ในระบบปฏิบัติการ </w:t>
-      </w:r>
-      <w:r>
-        <w:t xml:space="preserve">Windows </w:t>
-      </w:r>
-      <w:r>
-        <w:rPr>
-          <w:cs/>
-        </w:rPr>
-        <w:t>11 ใช้ทำอะไร</w:t>
-      </w:r>
-      <w:r>
-        <w:t>?</w:t>
-      </w:r>
-    </w:p>
-    <w:p>
-      <w:pPr>
-        <w:tabs>
-          <w:tab w:val="left" w:pos="851"/>
-        </w:tabs>
-        <w:rPr>
-          <w:color w:val="FF0000"/>
-        </w:rPr>
-      </w:pPr>
-      <w:r>
-        <w:rPr>
-          <w:color w:val="FF0000"/>
-          <w:cs/>
-        </w:rPr>
-        <w:t xml:space="preserve">    ก. ตอบปัญหาการใช้งานได้เหมือนผู้ช่วยอัจฉริยะ</w:t>
-      </w:r>
-    </w:p>
-    <w:p>
-      <w:pPr>
-        <w:tabs>
-          <w:tab w:val="left" w:pos="851"/>
-        </w:tabs>
-      </w:pPr>
-      <w:r>
-        <w:rPr>
-          <w:cs/>
-        </w:rPr>
-        <w:t xml:space="preserve">    ข. แจ้งสภาพอากาศและรายงานข่าวสาร</w:t>
-      </w:r>
-    </w:p>
-    <w:p>
-      <w:pPr>
-        <w:tabs>
-          <w:tab w:val="left" w:pos="851"/>
-        </w:tabs>
-      </w:pPr>
-      <w:r>
-        <w:rPr>
-          <w:cs/>
-        </w:rPr>
-        <w:t xml:space="preserve">    ค. ช่วยปรับความคมชัดของภาพในเกม</w:t>
-      </w:r>
-    </w:p>
-    <w:p>
-      <w:pPr>
-        <w:tabs>
-          <w:tab w:val="left" w:pos="851"/>
-        </w:tabs>
-      </w:pPr>
-      <w:r>
-        <w:rPr>
-          <w:cs/>
-        </w:rPr>
-        <w:t xml:space="preserve">    ง. ลบพื้นหลังของรูปภาพ</w:t>
-      </w:r>
-    </w:p>
-    <w:p>
-      <w:pPr>
-        <w:tabs>
-          <w:tab w:val="left" w:pos="851"/>
-        </w:tabs>
-      </w:pPr>
-    </w:p>
-    <w:p>
-      <w:pPr>
-        <w:tabs>
-          <w:tab w:val="left" w:pos="851"/>
-        </w:tabs>
-      </w:pPr>
-      <w:r>
-        <w:rPr>
-          <w:cs/>
-        </w:rPr>
-        <w:t>12. ข้อใดไม่ใช่สถานะของโปรเซสในหลักการทำงานของระบบปฏิบัติการ</w:t>
-      </w:r>
-      <w:r>
-        <w:t>?</w:t>
-      </w:r>
-    </w:p>
-    <w:p>
-      <w:pPr>
-        <w:tabs>
-          <w:tab w:val="left" w:pos="851"/>
-        </w:tabs>
-        <w:rPr>
-          <w:color w:val="FF0000"/>
-        </w:rPr>
-      </w:pPr>
-      <w:r>
-        <w:rPr>
-          <w:color w:val="FF0000"/>
-          <w:cs/>
-        </w:rPr>
-        <w:t xml:space="preserve">    ก. สถานะยกเลิก</w:t>
-      </w:r>
-    </w:p>
-    <w:p>
-      <w:pPr>
-        <w:tabs>
-          <w:tab w:val="left" w:pos="851"/>
-        </w:tabs>
-      </w:pPr>
-      <w:r>
-        <w:rPr>
-          <w:cs/>
-        </w:rPr>
-        <w:t xml:space="preserve">    ข. สถานะพร้อม</w:t>
-      </w:r>
-    </w:p>
-    <w:p>
-      <w:pPr>
-        <w:tabs>
-          <w:tab w:val="left" w:pos="851"/>
-        </w:tabs>
-      </w:pPr>
-      <w:r>
-        <w:rPr>
-          <w:cs/>
-        </w:rPr>
-        <w:t xml:space="preserve">    ค. สถานะทำงาน</w:t>
-      </w:r>
-    </w:p>
-    <w:p>
-      <w:pPr>
-        <w:tabs>
-          <w:tab w:val="left" w:pos="851"/>
-        </w:tabs>
-      </w:pPr>
-      <w:r>
-        <w:rPr>
-          <w:cs/>
-        </w:rPr>
-        <w:t xml:space="preserve">    ง. สถานะติดขัด</w:t>
-      </w:r>
-    </w:p>
-    <w:p>
-      <w:pPr>
-        <w:tabs>
-          <w:tab w:val="left" w:pos="851"/>
-        </w:tabs>
-      </w:pPr>
-    </w:p>
-    <w:p>
-      <w:pPr>
-        <w:tabs>
-          <w:tab w:val="left" w:pos="851"/>
-        </w:tabs>
-      </w:pPr>
-    </w:p>
-    <w:p>
-      <w:pPr>
-        <w:tabs>
-          <w:tab w:val="left" w:pos="851"/>
-        </w:tabs>
-      </w:pPr>
-      <w:r>
-        <w:rPr>
-          <w:cs/>
-        </w:rPr>
-        <w:lastRenderedPageBreak/>
-        <w:t>13. ข้อใดไม่ใช่หน้าที่ของโปรแกรมระบบปฏิบัติการ</w:t>
-      </w:r>
-      <w:r>
-        <w:t>?</w:t>
-      </w:r>
-    </w:p>
-    <w:p>
-      <w:pPr>
-        <w:tabs>
-          <w:tab w:val="left" w:pos="851"/>
-        </w:tabs>
-        <w:rPr>
-          <w:color w:val="FF0000"/>
-        </w:rPr>
-      </w:pPr>
-      <w:r>
-        <w:rPr>
-          <w:color w:val="FF0000"/>
-          <w:cs/>
-        </w:rPr>
-        <w:t xml:space="preserve">    ก. การจัดการข้อมูลและสารสนเทศในหน่วยความจำ</w:t>
-      </w:r>
-    </w:p>
-    <w:p>
-      <w:pPr>
-        <w:tabs>
-          <w:tab w:val="left" w:pos="851"/>
-        </w:tabs>
-      </w:pPr>
-      <w:r>
-        <w:rPr>
-          <w:cs/>
-        </w:rPr>
-        <w:t xml:space="preserve">    ข. จัดการตารางการใช้ทรัพยากร</w:t>
-      </w:r>
-    </w:p>
-    <w:p>
-      <w:pPr>
-        <w:tabs>
-          <w:tab w:val="left" w:pos="851"/>
-        </w:tabs>
-      </w:pPr>
-      <w:r>
-        <w:rPr>
-          <w:cs/>
-        </w:rPr>
-        <w:t xml:space="preserve">    ค. การควบคุมโปรแกรมประยุกต์</w:t>
-      </w:r>
-    </w:p>
-    <w:p>
-      <w:pPr>
-        <w:tabs>
-          <w:tab w:val="left" w:pos="851"/>
-        </w:tabs>
-      </w:pPr>
-      <w:r>
-        <w:rPr>
-          <w:cs/>
-        </w:rPr>
-        <w:t xml:space="preserve">    ง. จัดการด้านการรักษาความปลอดภัย</w:t>
-      </w:r>
-    </w:p>
-    <w:p>
-      <w:pPr>
-        <w:tabs>
-          <w:tab w:val="left" w:pos="851"/>
-        </w:tabs>
-      </w:pPr>
-    </w:p>
-    <w:p>
-      <w:pPr>
-        <w:tabs>
-          <w:tab w:val="left" w:pos="851"/>
-        </w:tabs>
-      </w:pPr>
-      <w:r>
-        <w:rPr>
-          <w:cs/>
-        </w:rPr>
-        <w:t>14. ความแตกต่างของประเภทโปรแกรมระบบปฏิบัติการแบบเดี่ยวกับแบบเครือข่ายคือข้อใด</w:t>
-      </w:r>
-      <w:r>
-        <w:t>?</w:t>
-      </w:r>
-    </w:p>
-    <w:p>
-      <w:pPr>
-        <w:tabs>
-          <w:tab w:val="left" w:pos="851"/>
-        </w:tabs>
-        <w:rPr>
-          <w:color w:val="FF0000"/>
-        </w:rPr>
-      </w:pPr>
-      <w:r>
-        <w:rPr>
-          <w:color w:val="FF0000"/>
-          <w:cs/>
-        </w:rPr>
-        <w:t xml:space="preserve">    ก. จำนวนผู้ใช้งานโปรแกรมระบบปฏิบัติการ</w:t>
-      </w:r>
-    </w:p>
-    <w:p>
-      <w:pPr>
-        <w:tabs>
-          <w:tab w:val="left" w:pos="851"/>
-        </w:tabs>
-      </w:pPr>
-      <w:r>
-        <w:rPr>
-          <w:cs/>
-        </w:rPr>
-        <w:t xml:space="preserve">    ข. จำนวนครั้งของการใช้งาน</w:t>
-      </w:r>
-    </w:p>
-    <w:p>
-      <w:pPr>
-        <w:tabs>
-          <w:tab w:val="left" w:pos="851"/>
-        </w:tabs>
-      </w:pPr>
-      <w:r>
-        <w:rPr>
-          <w:cs/>
-        </w:rPr>
-        <w:t xml:space="preserve">    ค. จำนวนโปรแกรมระบบปฏิบัติการ</w:t>
-      </w:r>
-    </w:p>
-    <w:p>
-      <w:pPr>
-        <w:tabs>
-          <w:tab w:val="left" w:pos="851"/>
-        </w:tabs>
-      </w:pPr>
-      <w:r>
-        <w:rPr>
-          <w:cs/>
-        </w:rPr>
-        <w:t xml:space="preserve">    ง. จำนวนโปรแกรมที่ใช้งาน</w:t>
-      </w:r>
-    </w:p>
-    <w:p>
-      <w:pPr>
-        <w:tabs>
-          <w:tab w:val="left" w:pos="851"/>
-        </w:tabs>
-      </w:pPr>
-    </w:p>
-    <w:p>
-      <w:pPr>
-        <w:tabs>
-          <w:tab w:val="left" w:pos="851"/>
-        </w:tabs>
-      </w:pPr>
-      <w:r>
-        <w:rPr>
-          <w:cs/>
-        </w:rPr>
-        <w:t>15. ข้อใดบอกความหมายของระบบปฏิบัติการได้ถูกต้องที่สุด</w:t>
-      </w:r>
-      <w:r>
-        <w:t>?</w:t>
-      </w:r>
-    </w:p>
-    <w:p>
-      <w:pPr>
-        <w:tabs>
-          <w:tab w:val="left" w:pos="851"/>
-        </w:tabs>
-        <w:rPr>
-          <w:color w:val="FF0000"/>
-        </w:rPr>
-      </w:pPr>
-      <w:r>
-        <w:rPr>
-          <w:color w:val="FF0000"/>
-          <w:cs/>
-        </w:rPr>
-        <w:t xml:space="preserve">    ก. สื่อกลางระหว่างผู้ใช้เครื่องคอมพิวเตอร์และฮาร์ดแวร์</w:t>
-      </w:r>
-    </w:p>
-    <w:p>
-      <w:pPr>
-        <w:tabs>
-          <w:tab w:val="left" w:pos="851"/>
-        </w:tabs>
-      </w:pPr>
-      <w:r>
-        <w:rPr>
-          <w:cs/>
-        </w:rPr>
-        <w:t xml:space="preserve">    ข. โปรแกรมสื่อสารระหว่างผู้ใช้กับคอมพิวเตอร์</w:t>
-      </w:r>
-    </w:p>
-    <w:p>
-      <w:pPr>
-        <w:tabs>
-          <w:tab w:val="left" w:pos="851"/>
-        </w:tabs>
-      </w:pPr>
-      <w:r>
-        <w:rPr>
-          <w:cs/>
-        </w:rPr>
-        <w:t xml:space="preserve">    ค. การปฏิบัติการใช้โปรแกรมประยุกต์</w:t>
-      </w:r>
-    </w:p>
-    <w:p>
-      <w:pPr>
-        <w:tabs>
-          <w:tab w:val="left" w:pos="851"/>
-        </w:tabs>
-      </w:pPr>
-      <w:r>
-        <w:rPr>
-          <w:cs/>
-        </w:rPr>
-        <w:t xml:space="preserve">    ง. โปรแกรมสำหรับใช้งานทั่วไป</w:t>
-      </w:r>
-    </w:p>
-    <w:p>
-      <w:pPr>
-        <w:tabs>
-          <w:tab w:val="left" w:pos="851"/>
-        </w:tabs>
-      </w:pPr>
-    </w:p>
-    <w:p>
-      <w:pPr>
-        <w:tabs>
-          <w:tab w:val="left" w:pos="851"/>
-        </w:tabs>
-      </w:pPr>
-      <w:r>
-        <w:rPr>
-          <w:cs/>
-        </w:rPr>
-        <w:t>16. โปรแกรมระบบปฏิบัติการในข้อใดที่เป็นระบบปฏิบัติการแรกสุด</w:t>
-      </w:r>
-      <w:r>
-        <w:t>?</w:t>
-      </w:r>
-    </w:p>
-    <w:p>
-      <w:pPr>
-        <w:tabs>
-          <w:tab w:val="left" w:pos="851"/>
-        </w:tabs>
-        <w:rPr>
-          <w:color w:val="FF0000"/>
-        </w:rPr>
-      </w:pPr>
-      <w:r>
-        <w:rPr>
-          <w:color w:val="FF0000"/>
-          <w:cs/>
-        </w:rPr>
-        <w:t xml:space="preserve">    ก. </w:t>
-      </w:r>
-      <w:r>
-        <w:rPr>
-          <w:color w:val="FF0000"/>
-        </w:rPr>
-        <w:t>DOS</w:t>
-      </w:r>
-    </w:p>
-    <w:p>
-      <w:pPr>
-        <w:tabs>
-          <w:tab w:val="left" w:pos="851"/>
-        </w:tabs>
-      </w:pPr>
-      <w:r>
-        <w:rPr>
-          <w:cs/>
-        </w:rPr>
-        <w:t xml:space="preserve">    ข. </w:t>
-      </w:r>
-      <w:r>
-        <w:t xml:space="preserve">Windows </w:t>
-      </w:r>
-      <w:r>
-        <w:rPr>
-          <w:cs/>
-        </w:rPr>
-        <w:t>10</w:t>
-      </w:r>
-    </w:p>
-    <w:p>
-      <w:pPr>
-        <w:tabs>
-          <w:tab w:val="left" w:pos="851"/>
-        </w:tabs>
-      </w:pPr>
-      <w:r>
-        <w:rPr>
-          <w:cs/>
-        </w:rPr>
-        <w:t xml:space="preserve">    ค. </w:t>
-      </w:r>
-      <w:r>
-        <w:t xml:space="preserve">Windows </w:t>
-      </w:r>
-      <w:r>
-        <w:rPr>
-          <w:cs/>
-        </w:rPr>
-        <w:t>95</w:t>
-      </w:r>
-    </w:p>
-    <w:p>
-      <w:pPr>
-        <w:tabs>
-          <w:tab w:val="left" w:pos="851"/>
-        </w:tabs>
-      </w:pPr>
-      <w:r>
-        <w:rPr>
-          <w:cs/>
-        </w:rPr>
-        <w:t xml:space="preserve">    ง. </w:t>
-      </w:r>
-      <w:r>
-        <w:t xml:space="preserve">Windows </w:t>
-      </w:r>
-      <w:r>
-        <w:rPr>
-          <w:cs/>
-        </w:rPr>
-        <w:t>98</w:t>
-      </w:r>
-    </w:p>
-    <w:p>
-      <w:pPr>
-        <w:tabs>
-          <w:tab w:val="left" w:pos="851"/>
-        </w:tabs>
-      </w:pPr>
-    </w:p>
-    <w:p>
-      <w:pPr>
-        <w:tabs>
-          <w:tab w:val="left" w:pos="851"/>
-        </w:tabs>
-      </w:pPr>
-      <w:r>
-        <w:rPr>
-          <w:cs/>
-        </w:rPr>
-        <w:t xml:space="preserve">17. </w:t>
-      </w:r>
-      <w:r>
-        <w:t xml:space="preserve">Apps for Everyone </w:t>
-      </w:r>
-      <w:r>
-        <w:rPr>
-          <w:cs/>
-        </w:rPr>
-        <w:t>เป็นแนวคิดการพัฒนาและออกแบบของระบบปฏิบัติการใด</w:t>
-      </w:r>
-      <w:r>
-        <w:t>?</w:t>
-      </w:r>
-    </w:p>
-    <w:p>
-      <w:pPr>
-        <w:tabs>
-          <w:tab w:val="left" w:pos="851"/>
-        </w:tabs>
-        <w:rPr>
-          <w:color w:val="FF0000"/>
-        </w:rPr>
-      </w:pPr>
-      <w:r>
-        <w:rPr>
-          <w:color w:val="FF0000"/>
-          <w:cs/>
-        </w:rPr>
-        <w:t xml:space="preserve">    ก. </w:t>
-      </w:r>
-      <w:r>
-        <w:rPr>
-          <w:color w:val="FF0000"/>
-        </w:rPr>
-        <w:t xml:space="preserve">Windows </w:t>
-      </w:r>
-      <w:r>
-        <w:rPr>
-          <w:color w:val="FF0000"/>
-          <w:cs/>
-        </w:rPr>
-        <w:t>10</w:t>
-      </w:r>
-    </w:p>
-    <w:p>
-      <w:pPr>
-        <w:tabs>
-          <w:tab w:val="left" w:pos="851"/>
-        </w:tabs>
-      </w:pPr>
-      <w:r>
-        <w:rPr>
-          <w:cs/>
-        </w:rPr>
-        <w:t xml:space="preserve">    ข. </w:t>
-      </w:r>
-      <w:r>
-        <w:t>Unix</w:t>
-      </w:r>
-    </w:p>
-    <w:p>
-      <w:pPr>
-        <w:tabs>
-          <w:tab w:val="left" w:pos="851"/>
-        </w:tabs>
-      </w:pPr>
-      <w:r>
-        <w:rPr>
-          <w:cs/>
-        </w:rPr>
-        <w:t xml:space="preserve">    ค. </w:t>
-      </w:r>
-      <w:r>
-        <w:t xml:space="preserve">Windows </w:t>
-      </w:r>
-      <w:r>
-        <w:rPr>
-          <w:cs/>
-        </w:rPr>
-        <w:t>8</w:t>
-      </w:r>
-    </w:p>
-    <w:p>
-      <w:pPr>
-        <w:tabs>
-          <w:tab w:val="left" w:pos="851"/>
-        </w:tabs>
-      </w:pPr>
-      <w:r>
-        <w:rPr>
-          <w:cs/>
-        </w:rPr>
-        <w:t xml:space="preserve">    ง. </w:t>
-      </w:r>
-      <w:r>
-        <w:t>Linux</w:t>
-      </w:r>
-    </w:p>
-    <w:p>
-      <w:pPr>
-        <w:tabs>
-          <w:tab w:val="left" w:pos="851"/>
-        </w:tabs>
-      </w:pPr>
-    </w:p>
-    <w:p>
-      <w:pPr>
-        <w:tabs>
-          <w:tab w:val="left" w:pos="851"/>
-        </w:tabs>
-      </w:pPr>
-      <w:r>
-        <w:rPr>
-          <w:cs/>
-        </w:rPr>
-        <w:lastRenderedPageBreak/>
-        <w:t>18. การจัดวางตำแหน่งหน้าต่างโปรแกรมได้หลายรูปแบบตามตาราง (</w:t>
-      </w:r>
-      <w:r>
-        <w:t xml:space="preserve">Snap Layouts) </w:t>
-      </w:r>
-      <w:r>
-        <w:rPr>
-          <w:cs/>
-        </w:rPr>
-        <w:t>เป็นคุณสมบัติเด่นของระบบปฏิบัติการใด</w:t>
-      </w:r>
-      <w:r>
-        <w:t>?</w:t>
-      </w:r>
-    </w:p>
-    <w:p>
-      <w:pPr>
-        <w:tabs>
-          <w:tab w:val="left" w:pos="851"/>
-        </w:tabs>
-        <w:rPr>
-          <w:color w:val="FF0000"/>
-        </w:rPr>
-      </w:pPr>
-      <w:r>
-        <w:rPr>
-          <w:color w:val="FF0000"/>
-          <w:cs/>
-        </w:rPr>
-        <w:t xml:space="preserve">    ก. </w:t>
-      </w:r>
-      <w:r>
-        <w:rPr>
-          <w:color w:val="FF0000"/>
-        </w:rPr>
-        <w:t xml:space="preserve">Windows </w:t>
-      </w:r>
-      <w:r>
-        <w:rPr>
-          <w:color w:val="FF0000"/>
-          <w:cs/>
-        </w:rPr>
-        <w:t>11</w:t>
-      </w:r>
-    </w:p>
-    <w:p>
-      <w:pPr>
-        <w:tabs>
-          <w:tab w:val="left" w:pos="851"/>
-        </w:tabs>
-      </w:pPr>
-      <w:r>
-        <w:rPr>
-          <w:cs/>
-        </w:rPr>
-        <w:t xml:space="preserve">    ข. </w:t>
-      </w:r>
-      <w:r>
-        <w:t>Linux</w:t>
-      </w:r>
-    </w:p>
-    <w:p>
-      <w:pPr>
-        <w:tabs>
-          <w:tab w:val="left" w:pos="851"/>
-        </w:tabs>
-      </w:pPr>
-      <w:r>
-        <w:rPr>
-          <w:cs/>
-        </w:rPr>
-        <w:t xml:space="preserve">    ค. </w:t>
-      </w:r>
-      <w:r>
-        <w:t xml:space="preserve">Windows </w:t>
-      </w:r>
-      <w:r>
-        <w:rPr>
-          <w:cs/>
-        </w:rPr>
-        <w:t>8</w:t>
-      </w:r>
-    </w:p>
-    <w:p>
-      <w:pPr>
-        <w:tabs>
-          <w:tab w:val="left" w:pos="851"/>
-        </w:tabs>
-      </w:pPr>
-      <w:r>
-        <w:rPr>
-          <w:cs/>
-        </w:rPr>
-        <w:t xml:space="preserve">    ง. </w:t>
-      </w:r>
-      <w:r>
-        <w:t xml:space="preserve">Windows </w:t>
-      </w:r>
-      <w:r>
-        <w:rPr>
-          <w:cs/>
-        </w:rPr>
-        <w:t>10</w:t>
-      </w:r>
-    </w:p>
-    <w:p>
-      <w:pPr>
-        <w:tabs>
-          <w:tab w:val="left" w:pos="851"/>
-        </w:tabs>
-      </w:pPr>
-    </w:p>
-    <w:p>
-      <w:pPr>
-        <w:tabs>
-          <w:tab w:val="left" w:pos="851"/>
-        </w:tabs>
-      </w:pPr>
-      <w:r>
-        <w:rPr>
-          <w:cs/>
-        </w:rPr>
-        <w:t xml:space="preserve">19. เอกลักษณ์ใดที่มองเห็นได้ชัดเจนที่สุดเกี่ยวกับการปรับโฉมหน้าจอของโปรแกรมระบบปฏิบัติการ </w:t>
-      </w:r>
-      <w:r>
-        <w:t xml:space="preserve">Windows </w:t>
-      </w:r>
-      <w:r>
-        <w:rPr>
-          <w:cs/>
-        </w:rPr>
-        <w:t>11</w:t>
-      </w:r>
-      <w:r>
-        <w:t>?</w:t>
-      </w:r>
-    </w:p>
-    <w:p>
-      <w:pPr>
-        <w:tabs>
-          <w:tab w:val="left" w:pos="851"/>
-        </w:tabs>
-        <w:rPr>
-          <w:color w:val="FF0000"/>
-        </w:rPr>
-      </w:pPr>
-      <w:r>
-        <w:rPr>
-          <w:color w:val="FF0000"/>
-          <w:cs/>
-        </w:rPr>
-        <w:t xml:space="preserve">    ก. เมนู </w:t>
-      </w:r>
-      <w:r>
-        <w:rPr>
-          <w:color w:val="FF0000"/>
-        </w:rPr>
-        <w:t xml:space="preserve">Start </w:t>
-      </w:r>
-      <w:r>
-        <w:rPr>
-          <w:color w:val="FF0000"/>
-          <w:cs/>
-        </w:rPr>
-        <w:t xml:space="preserve">อยู่ตรงกลาง </w:t>
-      </w:r>
-      <w:r>
-        <w:rPr>
-          <w:color w:val="FF0000"/>
-        </w:rPr>
-        <w:t>Taskbar</w:t>
-      </w:r>
-    </w:p>
-    <w:p>
-      <w:pPr>
-        <w:tabs>
-          <w:tab w:val="left" w:pos="851"/>
-        </w:tabs>
-      </w:pPr>
-      <w:r>
-        <w:rPr>
-          <w:cs/>
-        </w:rPr>
-        <w:t xml:space="preserve">    ข. มีไอคอนวิดเจ็ตที่ </w:t>
-      </w:r>
-      <w:r>
-        <w:t>Taskbar</w:t>
-      </w:r>
-    </w:p>
-    <w:p>
-      <w:pPr>
-        <w:tabs>
-          <w:tab w:val="left" w:pos="851"/>
-        </w:tabs>
-      </w:pPr>
-      <w:r>
-        <w:rPr>
-          <w:cs/>
-        </w:rPr>
-        <w:t xml:space="preserve">    ค. จัดวางหน้าต่างโปรแกรมได้หลายรูปแบบ</w:t>
-      </w:r>
-    </w:p>
-    <w:p>
-      <w:pPr>
-        <w:tabs>
-          <w:tab w:val="left" w:pos="851"/>
-        </w:tabs>
-      </w:pPr>
-      <w:r>
-        <w:rPr>
-          <w:cs/>
-        </w:rPr>
-        <w:t xml:space="preserve">    ง. แสดงไอคอนโปรแกรมที่เรียกใช้งาน</w:t>
-      </w:r>
-    </w:p>
-    <w:p>
-      <w:pPr>
-        <w:tabs>
-          <w:tab w:val="left" w:pos="851"/>
-        </w:tabs>
-      </w:pPr>
-    </w:p>
-    <w:p>
-      <w:pPr>
-        <w:tabs>
-          <w:tab w:val="left" w:pos="851"/>
-        </w:tabs>
-      </w:pPr>
-      <w:r>
-        <w:rPr>
-          <w:cs/>
-        </w:rPr>
-        <w:t>20. ข้อใดกล่าวไม่ถูกต้องเกี่ยวกับระบบปฏิบัติการบนอุปกรณ์พกพา</w:t>
-      </w:r>
-      <w:r>
-        <w:t>?</w:t>
-      </w:r>
-    </w:p>
-    <w:p>
-      <w:pPr>
-        <w:tabs>
-          <w:tab w:val="left" w:pos="851"/>
-        </w:tabs>
-        <w:rPr>
-          <w:color w:val="FF0000"/>
-        </w:rPr>
-      </w:pPr>
-      <w:r>
-        <w:rPr>
-          <w:color w:val="FF0000"/>
-          <w:cs/>
-        </w:rPr>
-        <w:t xml:space="preserve">    ก. สามารถจัดวางตำแหน่งหน้าต่างโปรแกรมได้อย่างอิสระหลายรูปแบบเหมือนระบบปฏิบัติการบนพีซี</w:t>
-      </w:r>
-    </w:p>
-    <w:p>
-      <w:pPr>
-        <w:tabs>
-          <w:tab w:val="left" w:pos="851"/>
-        </w:tabs>
-      </w:pPr>
-      <w:r>
-        <w:rPr>
-          <w:cs/>
-        </w:rPr>
-        <w:t xml:space="preserve">    ข. </w:t>
-      </w:r>
-      <w:r>
-        <w:t xml:space="preserve">Android </w:t>
-      </w:r>
-      <w:r>
-        <w:rPr>
-          <w:cs/>
-        </w:rPr>
-        <w:t>เป็นระบบปฏิบัติการโอเพนซอร์ส (</w:t>
-      </w:r>
-      <w:r>
-        <w:t>Open Source)</w:t>
-      </w:r>
-    </w:p>
-    <w:p>
-      <w:pPr>
-        <w:tabs>
-          <w:tab w:val="left" w:pos="851"/>
-        </w:tabs>
-      </w:pPr>
-      <w:r>
-        <w:rPr>
-          <w:cs/>
-        </w:rPr>
-        <w:t xml:space="preserve">    ค. แอปพลิเคชันส่วนใหญ่ถูกสร้างขึ้นโดยนักพัฒนาซอฟต์แวร์ภายนอก</w:t>
-      </w:r>
-    </w:p>
-    <w:p>
-      <w:pPr>
-        <w:tabs>
-          <w:tab w:val="left" w:pos="851"/>
-        </w:tabs>
-      </w:pPr>
-      <w:r>
-        <w:rPr>
-          <w:cs/>
-        </w:rPr>
-        <w:t xml:space="preserve">    ง. ระบบปฏิบัติการบนโทรศัพท์มือถือได้รับการออกแบบให้ง่ายต่อการใช้งานผ่านการสัมผัส</w:t>
-      </w:r>
-    </w:p>
-    <w:p>
-      <w:pPr>
-        <w:tabs>
-          <w:tab w:val="left" w:pos="851"/>
-        </w:tabs>
-      </w:pPr>
-    </w:p>
-    <w:p>
-      <w:pPr>
-        <w:tabs>
-          <w:tab w:val="left" w:pos="851"/>
-        </w:tabs>
-      </w:pPr>
-      <w:r>
-        <w:rPr>
-          <w:cs/>
-        </w:rPr>
-        <w:t>21. ระบบการประมวลผลบนกลุ่มเมฆ (</w:t>
-      </w:r>
-      <w:r>
-        <w:t xml:space="preserve">Cloud Computing) </w:t>
-      </w:r>
-      <w:r>
-        <w:rPr>
-          <w:cs/>
-        </w:rPr>
-        <w:t>คือข้อใด</w:t>
-      </w:r>
-      <w:r>
-        <w:t>?</w:t>
-      </w:r>
-    </w:p>
-    <w:p>
-      <w:pPr>
-        <w:tabs>
-          <w:tab w:val="left" w:pos="851"/>
-        </w:tabs>
-        <w:rPr>
-          <w:color w:val="FF0000"/>
-        </w:rPr>
-      </w:pPr>
-      <w:r>
-        <w:rPr>
-          <w:color w:val="FF0000"/>
-          <w:cs/>
-        </w:rPr>
-        <w:t xml:space="preserve">    ก. ระบบการจัดสรรและเข้าใช้บริการทรัพยากรคอมพิวเตอร์ผ่านเครือข่ายอินเทอร์เน็ต</w:t>
-      </w:r>
-    </w:p>
-    <w:p>
-      <w:pPr>
-        <w:tabs>
-          <w:tab w:val="left" w:pos="851"/>
-        </w:tabs>
-      </w:pPr>
-      <w:r>
-        <w:rPr>
-          <w:cs/>
-        </w:rPr>
-        <w:t xml:space="preserve">    ข. ระบบบริการออนไลน์แบบปิดที่ต้องเสียค่าใช้จ่ายสูงเสมอ</w:t>
-      </w:r>
-    </w:p>
-    <w:p>
-      <w:pPr>
-        <w:tabs>
-          <w:tab w:val="left" w:pos="851"/>
-        </w:tabs>
-      </w:pPr>
-      <w:r>
-        <w:rPr>
-          <w:cs/>
-        </w:rPr>
-        <w:t xml:space="preserve">    ค. ระบบที่ผู้ใช้ต้องรับผิดชอบดูแลทรัพยากรทางฮาร์ดแวร์เองทั้งหมดร่วมกัน</w:t>
-      </w:r>
-    </w:p>
-    <w:p>
-      <w:pPr>
-        <w:tabs>
-          <w:tab w:val="left" w:pos="851"/>
-        </w:tabs>
-      </w:pPr>
-      <w:r>
-        <w:rPr>
-          <w:cs/>
-        </w:rPr>
-        <w:t xml:space="preserve">    ง. ระบบที่สามารถเข้าถึงข้อมูลได้ด้วยอุปกรณ์ชนิดเดียวที่ลงทะเบียนไว้เท่านั้น</w:t>
-      </w:r>
-    </w:p>
-    <w:p>
-      <w:pPr>
-        <w:tabs>
-          <w:tab w:val="left" w:pos="851"/>
-        </w:tabs>
-      </w:pPr>
-    </w:p>
-    <w:p>
-      <w:pPr>
-        <w:tabs>
-          <w:tab w:val="left" w:pos="851"/>
-        </w:tabs>
-      </w:pPr>
-      <w:r>
-        <w:rPr>
-          <w:cs/>
-        </w:rPr>
-        <w:t>22. หลักการทำงานของระบบการประมวลผลบนกลุ่มเมฆแบ่งโครงสร้างการทำงานออกเป็นกี่ส่วนหลัก</w:t>
-      </w:r>
-      <w:r>
-        <w:t>?</w:t>
-      </w:r>
-    </w:p>
-    <w:p>
-      <w:pPr>
-        <w:tabs>
-          <w:tab w:val="left" w:pos="851"/>
-        </w:tabs>
-        <w:rPr>
-          <w:color w:val="FF0000"/>
-        </w:rPr>
-      </w:pPr>
-      <w:r>
-        <w:rPr>
-          <w:color w:val="FF0000"/>
-          <w:cs/>
-        </w:rPr>
-        <w:t xml:space="preserve">    ก. 2 ส่วน (</w:t>
-      </w:r>
-      <w:r>
-        <w:rPr>
-          <w:color w:val="FF0000"/>
-        </w:rPr>
-        <w:t xml:space="preserve">Front-end </w:t>
-      </w:r>
-      <w:r>
-        <w:rPr>
-          <w:color w:val="FF0000"/>
-          <w:cs/>
-        </w:rPr>
-        <w:t xml:space="preserve">และ </w:t>
-      </w:r>
-      <w:r>
-        <w:rPr>
-          <w:color w:val="FF0000"/>
-        </w:rPr>
-        <w:t>Back-end)</w:t>
-      </w:r>
-    </w:p>
-    <w:p>
-      <w:pPr>
-        <w:tabs>
-          <w:tab w:val="left" w:pos="851"/>
-        </w:tabs>
-      </w:pPr>
-      <w:r>
-        <w:rPr>
-          <w:cs/>
-        </w:rPr>
-        <w:t xml:space="preserve">    ข. 4 ส่วน</w:t>
-      </w:r>
-    </w:p>
-    <w:p>
-      <w:pPr>
-        <w:tabs>
-          <w:tab w:val="left" w:pos="851"/>
-        </w:tabs>
-      </w:pPr>
-      <w:r>
-        <w:rPr>
-          <w:cs/>
-        </w:rPr>
-        <w:t xml:space="preserve">    ค. 5 ส่วน</w:t>
-      </w:r>
-    </w:p>
-    <w:p>
-      <w:pPr>
-        <w:tabs>
-          <w:tab w:val="left" w:pos="851"/>
-        </w:tabs>
-      </w:pPr>
-      <w:r>
-        <w:rPr>
-          <w:cs/>
-        </w:rPr>
-        <w:t xml:space="preserve">    ง. 3 ส่วน</w:t>
-      </w:r>
-    </w:p>
-    <w:p>
-      <w:pPr>
-        <w:tabs>
-          <w:tab w:val="left" w:pos="851"/>
-        </w:tabs>
-      </w:pPr>
-      <w:r>
-        <w:rPr>
-          <w:cs/>
-        </w:rPr>
-        <w:lastRenderedPageBreak/>
-        <w:t>23. ข้อใดไม่ใช่ส่วนประกอบในโครงสร้างสถาปัตยกรรมของระบบการประมวลผลบนกลุ่มเมฆ</w:t>
-      </w:r>
-      <w:r>
-        <w:t>?</w:t>
-      </w:r>
-    </w:p>
-    <w:p>
-      <w:pPr>
-        <w:tabs>
-          <w:tab w:val="left" w:pos="851"/>
-        </w:tabs>
-        <w:rPr>
-          <w:color w:val="FF0000"/>
-        </w:rPr>
-      </w:pPr>
-      <w:r>
-        <w:rPr>
-          <w:color w:val="FF0000"/>
-          <w:cs/>
-        </w:rPr>
-        <w:t xml:space="preserve">    ก. </w:t>
-      </w:r>
-      <w:r>
-        <w:rPr>
-          <w:color w:val="FF0000"/>
-        </w:rPr>
-        <w:t>Switch</w:t>
-      </w:r>
-    </w:p>
-    <w:p>
-      <w:pPr>
-        <w:tabs>
-          <w:tab w:val="left" w:pos="851"/>
-        </w:tabs>
-      </w:pPr>
-      <w:r>
-        <w:rPr>
-          <w:cs/>
-        </w:rPr>
-        <w:t xml:space="preserve">    ข. </w:t>
-      </w:r>
-      <w:r>
-        <w:t>Security</w:t>
-      </w:r>
-    </w:p>
-    <w:p>
-      <w:pPr>
-        <w:tabs>
-          <w:tab w:val="left" w:pos="851"/>
-        </w:tabs>
-      </w:pPr>
-      <w:r>
-        <w:rPr>
-          <w:cs/>
-        </w:rPr>
-        <w:t xml:space="preserve">    ค. </w:t>
-      </w:r>
-      <w:r>
-        <w:t>Storage</w:t>
-      </w:r>
-    </w:p>
-    <w:p>
-      <w:pPr>
-        <w:tabs>
-          <w:tab w:val="left" w:pos="851"/>
-        </w:tabs>
-      </w:pPr>
-      <w:r>
-        <w:rPr>
-          <w:cs/>
-        </w:rPr>
-        <w:t xml:space="preserve">    ง. </w:t>
-      </w:r>
-      <w:r>
-        <w:t>Service</w:t>
-      </w:r>
-    </w:p>
-    <w:p>
-      <w:pPr>
-        <w:tabs>
-          <w:tab w:val="left" w:pos="851"/>
-        </w:tabs>
-      </w:pPr>
-    </w:p>
-    <w:p>
-      <w:pPr>
-        <w:tabs>
-          <w:tab w:val="left" w:pos="851"/>
-        </w:tabs>
-      </w:pPr>
-      <w:r>
-        <w:rPr>
-          <w:cs/>
-        </w:rPr>
-        <w:t>24. ส่วนติดต่อกับผู้ใช้งาน (</w:t>
-      </w:r>
-      <w:r>
-        <w:t xml:space="preserve">User Interface) </w:t>
-      </w:r>
-      <w:r>
-        <w:rPr>
-          <w:cs/>
-        </w:rPr>
-        <w:t>และโปรแกรมประยุกต์ต่าง ๆ อยู่ในส่วนประกอบใดในโครงสร้างของระบบการประมวลผลบนกลุ่มเมฆ</w:t>
-      </w:r>
-      <w:r>
-        <w:t>?</w:t>
-      </w:r>
-    </w:p>
-    <w:p>
-      <w:pPr>
-        <w:tabs>
-          <w:tab w:val="left" w:pos="851"/>
-        </w:tabs>
-        <w:rPr>
-          <w:color w:val="FF0000"/>
-        </w:rPr>
-      </w:pPr>
-      <w:r>
-        <w:rPr>
-          <w:color w:val="FF0000"/>
-          <w:cs/>
-        </w:rPr>
-        <w:t xml:space="preserve">    ก. </w:t>
-      </w:r>
-      <w:r>
-        <w:rPr>
-          <w:color w:val="FF0000"/>
-        </w:rPr>
-        <w:t>Application</w:t>
-      </w:r>
-    </w:p>
-    <w:p>
-      <w:pPr>
-        <w:tabs>
-          <w:tab w:val="left" w:pos="851"/>
-        </w:tabs>
-      </w:pPr>
-      <w:r>
-        <w:rPr>
-          <w:cs/>
-        </w:rPr>
-        <w:t xml:space="preserve">    ข. </w:t>
-      </w:r>
-      <w:r>
-        <w:t>Management</w:t>
-      </w:r>
-    </w:p>
-    <w:p>
-      <w:pPr>
-        <w:tabs>
-          <w:tab w:val="left" w:pos="851"/>
-        </w:tabs>
-      </w:pPr>
-      <w:r>
-        <w:rPr>
-          <w:cs/>
-        </w:rPr>
-        <w:t xml:space="preserve">    ค. </w:t>
-      </w:r>
-      <w:r>
-        <w:t>Runtime Cloud</w:t>
-      </w:r>
-    </w:p>
-    <w:p>
-      <w:pPr>
-        <w:tabs>
-          <w:tab w:val="left" w:pos="851"/>
-        </w:tabs>
-      </w:pPr>
-      <w:r>
-        <w:rPr>
-          <w:cs/>
-        </w:rPr>
-        <w:t xml:space="preserve">    ง. </w:t>
-      </w:r>
-      <w:r>
-        <w:t>Service</w:t>
-      </w:r>
-    </w:p>
-    <w:p>
-      <w:pPr>
-        <w:tabs>
-          <w:tab w:val="left" w:pos="851"/>
-        </w:tabs>
-      </w:pPr>
-    </w:p>
-    <w:p>
-      <w:pPr>
-        <w:tabs>
-          <w:tab w:val="left" w:pos="851"/>
-        </w:tabs>
-      </w:pPr>
-      <w:r>
-        <w:rPr>
-          <w:cs/>
-        </w:rPr>
-        <w:t xml:space="preserve">25. </w:t>
-      </w:r>
-      <w:r>
-        <w:t xml:space="preserve">Google Docs </w:t>
-      </w:r>
-      <w:r>
-        <w:rPr>
-          <w:cs/>
-        </w:rPr>
-        <w:t>จัดเป็นบริการคลาวด์ในรูปแบบการใช้งาน (</w:t>
-      </w:r>
-      <w:r>
-        <w:t xml:space="preserve">Cloud Deployment Model) </w:t>
-      </w:r>
-      <w:r>
-        <w:rPr>
-          <w:cs/>
-        </w:rPr>
-        <w:t>แบบใด</w:t>
-      </w:r>
-      <w:r>
-        <w:t>?</w:t>
-      </w:r>
-    </w:p>
-    <w:p>
-      <w:pPr>
-        <w:tabs>
-          <w:tab w:val="left" w:pos="851"/>
-        </w:tabs>
-        <w:rPr>
-          <w:color w:val="FF0000"/>
-        </w:rPr>
-      </w:pPr>
-      <w:r>
-        <w:rPr>
-          <w:color w:val="FF0000"/>
-          <w:cs/>
-        </w:rPr>
-        <w:t xml:space="preserve">    ก. </w:t>
-      </w:r>
-      <w:r>
-        <w:rPr>
-          <w:color w:val="FF0000"/>
-        </w:rPr>
-        <w:t>Public Cloud</w:t>
-      </w:r>
-    </w:p>
-    <w:p>
-      <w:pPr>
-        <w:tabs>
-          <w:tab w:val="left" w:pos="851"/>
-        </w:tabs>
-      </w:pPr>
-      <w:r>
-        <w:rPr>
-          <w:cs/>
-        </w:rPr>
-        <w:t xml:space="preserve">    ข. </w:t>
-      </w:r>
-      <w:r>
-        <w:t>Community Cloud</w:t>
-      </w:r>
-    </w:p>
-    <w:p>
-      <w:pPr>
-        <w:tabs>
-          <w:tab w:val="left" w:pos="851"/>
-        </w:tabs>
-      </w:pPr>
-      <w:r>
-        <w:rPr>
-          <w:cs/>
-        </w:rPr>
-        <w:t xml:space="preserve">    ค. </w:t>
-      </w:r>
-      <w:r>
-        <w:t>Hybrid Cloud</w:t>
-      </w:r>
-    </w:p>
-    <w:p>
-      <w:pPr>
-        <w:tabs>
-          <w:tab w:val="left" w:pos="851"/>
-        </w:tabs>
-      </w:pPr>
-      <w:r>
-        <w:rPr>
-          <w:cs/>
-        </w:rPr>
-        <w:t xml:space="preserve">    ง. </w:t>
-      </w:r>
-      <w:r>
-        <w:t>Private Cloud</w:t>
-      </w:r>
-    </w:p>
-    <w:p>
-      <w:pPr>
-        <w:tabs>
-          <w:tab w:val="left" w:pos="851"/>
-        </w:tabs>
-      </w:pPr>
-    </w:p>
-    <w:p>
-      <w:pPr>
-        <w:tabs>
-          <w:tab w:val="left" w:pos="851"/>
-        </w:tabs>
-      </w:pPr>
-      <w:r>
-        <w:rPr>
-          <w:cs/>
-        </w:rPr>
-        <w:t>26. รูปแบบการผสมผสานโครงสร้างพื้นฐานของระบบการประมวลผลบนกลุ่มเมฆตั้งแต่ 2 ประเภทขึ้นไป (เช่น ส่วนตัวและสาธารณะ) เรียกว่าอะไร</w:t>
-      </w:r>
-      <w:r>
-        <w:t>?</w:t>
-      </w:r>
-    </w:p>
-    <w:p>
-      <w:pPr>
-        <w:tabs>
-          <w:tab w:val="left" w:pos="851"/>
-        </w:tabs>
-        <w:rPr>
-          <w:color w:val="FF0000"/>
-        </w:rPr>
-      </w:pPr>
-      <w:r>
-        <w:rPr>
-          <w:color w:val="FF0000"/>
-          <w:cs/>
-        </w:rPr>
-        <w:t xml:space="preserve">    ก. </w:t>
-      </w:r>
-      <w:r>
-        <w:rPr>
-          <w:color w:val="FF0000"/>
-        </w:rPr>
-        <w:t>Hybrid Cloud</w:t>
-      </w:r>
-    </w:p>
-    <w:p>
-      <w:pPr>
-        <w:tabs>
-          <w:tab w:val="left" w:pos="851"/>
-        </w:tabs>
-      </w:pPr>
-      <w:r>
-        <w:rPr>
-          <w:cs/>
-        </w:rPr>
-        <w:t xml:space="preserve">    ข. </w:t>
-      </w:r>
-      <w:r>
-        <w:t>Public Cloud</w:t>
-      </w:r>
-    </w:p>
-    <w:p>
-      <w:pPr>
-        <w:tabs>
-          <w:tab w:val="left" w:pos="851"/>
-        </w:tabs>
-      </w:pPr>
-      <w:r>
-        <w:rPr>
-          <w:cs/>
-        </w:rPr>
-        <w:t xml:space="preserve">    ค. </w:t>
-      </w:r>
-      <w:r>
-        <w:t>Community Cloud</w:t>
-      </w:r>
-    </w:p>
-    <w:p>
-      <w:pPr>
-        <w:tabs>
-          <w:tab w:val="left" w:pos="851"/>
-        </w:tabs>
-      </w:pPr>
-      <w:r>
-        <w:rPr>
-          <w:cs/>
-        </w:rPr>
-        <w:t xml:space="preserve">    ง. </w:t>
-      </w:r>
-      <w:r>
-        <w:t>Private Cloud</w:t>
-      </w:r>
-    </w:p>
-    <w:p>
-      <w:pPr>
-        <w:tabs>
-          <w:tab w:val="left" w:pos="851"/>
-        </w:tabs>
-      </w:pPr>
-    </w:p>
-    <w:p>
-      <w:pPr>
-        <w:tabs>
-          <w:tab w:val="left" w:pos="851"/>
-        </w:tabs>
-      </w:pPr>
-      <w:r>
-        <w:rPr>
-          <w:cs/>
-        </w:rPr>
-        <w:t>27. ข้อใดไม่ใช่ประเภทบริการหลัก (</w:t>
-      </w:r>
-      <w:r>
-        <w:t xml:space="preserve">Service Models) </w:t>
-      </w:r>
-      <w:r>
-        <w:rPr>
-          <w:cs/>
-        </w:rPr>
-        <w:t>บนระบบการประมวลผลบนกลุ่มเมฆตามมาตรฐานทั่วไป</w:t>
-      </w:r>
-      <w:r>
-        <w:t>?</w:t>
-      </w:r>
-    </w:p>
-    <w:p>
-      <w:pPr>
-        <w:tabs>
-          <w:tab w:val="left" w:pos="851"/>
-        </w:tabs>
-        <w:rPr>
-          <w:color w:val="FF0000"/>
-        </w:rPr>
-      </w:pPr>
-      <w:r>
-        <w:rPr>
-          <w:color w:val="FF0000"/>
-          <w:cs/>
-        </w:rPr>
-        <w:t xml:space="preserve">    ก. </w:t>
-      </w:r>
-      <w:r>
-        <w:rPr>
-          <w:color w:val="FF0000"/>
-        </w:rPr>
-        <w:t>CaaS</w:t>
-      </w:r>
-    </w:p>
-    <w:p>
-      <w:pPr>
-        <w:tabs>
-          <w:tab w:val="left" w:pos="851"/>
-        </w:tabs>
-      </w:pPr>
-      <w:r>
-        <w:rPr>
-          <w:cs/>
-        </w:rPr>
-        <w:t xml:space="preserve">    ข. </w:t>
-      </w:r>
-      <w:r>
-        <w:t>IaaS</w:t>
-      </w:r>
-    </w:p>
-    <w:p>
-      <w:pPr>
-        <w:tabs>
-          <w:tab w:val="left" w:pos="851"/>
-        </w:tabs>
-      </w:pPr>
-      <w:r>
-        <w:rPr>
-          <w:cs/>
-        </w:rPr>
-        <w:t xml:space="preserve">    ค. </w:t>
-      </w:r>
-      <w:r>
-        <w:t>PaaS</w:t>
-      </w:r>
-    </w:p>
-    <w:p>
-      <w:pPr>
-        <w:tabs>
-          <w:tab w:val="left" w:pos="851"/>
-        </w:tabs>
-      </w:pPr>
-      <w:r>
-        <w:rPr>
-          <w:cs/>
-        </w:rPr>
-        <w:t xml:space="preserve">    ง. </w:t>
-      </w:r>
-      <w:r>
-        <w:t>SaaS</w:t>
-      </w:r>
-    </w:p>
-    <w:p>
-      <w:pPr>
-        <w:tabs>
-          <w:tab w:val="left" w:pos="851"/>
-        </w:tabs>
-      </w:pPr>
-    </w:p>
-    <w:p>
-      <w:pPr>
-        <w:tabs>
-          <w:tab w:val="left" w:pos="851"/>
-        </w:tabs>
-      </w:pPr>
-      <w:r>
-        <w:rPr>
-          <w:cs/>
-        </w:rPr>
-        <w:t>28. ข้อใดอธิบายความหมายหลักของกูเกิลไดรฟ์ (</w:t>
-      </w:r>
-      <w:r>
-        <w:t xml:space="preserve">Google Drive) </w:t>
-      </w:r>
-      <w:r>
-        <w:rPr>
-          <w:cs/>
-        </w:rPr>
-        <w:t>ได้ถูกต้องที่สุด</w:t>
-      </w:r>
-      <w:r>
-        <w:t>?</w:t>
-      </w:r>
-    </w:p>
-    <w:p>
-      <w:pPr>
-        <w:tabs>
-          <w:tab w:val="left" w:pos="851"/>
-        </w:tabs>
-        <w:rPr>
-          <w:color w:val="FF0000"/>
-        </w:rPr>
-      </w:pPr>
-      <w:r>
-        <w:rPr>
-          <w:color w:val="FF0000"/>
-          <w:cs/>
-        </w:rPr>
         <w:t xml:space="preserve">    ก. บริการพื้นที่สำหรับจัดเก็บและแชร์ข้อมูลบนระบบคลาวด์</w:t>
       </w:r>
     </w:p>
